--- a/docx/ru/BUFRCREX_TableB_ru_27.docx
+++ b/docx/ru/BUFRCREX_TableB_ru_27.docx
@@ -1524,7 +1524,7 @@
                 <w:b w:val="0"/>
                 <w:sz w:val="16"/>
               </w:rPr>
-              <w:t>(см. примечания 4 и 5)</w:t>
+              <w:t>Note 96: В связи с наблюдением водяных смерчей или воронкообразных облаков — на удалении более 3 км от станции. | Note 151: Величина дескриптора 0 27 031 выбрана таким образом, чтобы соответствовать спутникам на полярной, приблизительно солнечно-синхронной орбите. Геостационарные орбиты потребуют более значительной длины данных в отношении расстояния и несколько меньшей — в отношении скорости.</w:t>
             </w:r>
           </w:p>
         </w:tc>

--- a/docx/ru/BUFRCREX_TableB_ru_27.docx
+++ b/docx/ru/BUFRCREX_TableB_ru_27.docx
@@ -8,19 +8,33 @@
       </w:pPr>
       <w:r>
         <w:rPr>
-          <w:rFonts w:ascii="Arial" w:hAnsi="Arial"/>
+          <w:rFonts w:ascii="Verdana" w:hAnsi="Verdana"/>
           <w:b/>
           <w:sz w:val="22"/>
         </w:rPr>
-        <w:t>BUFR/CREX Table B — Class 27: Бескоординатное местоположение (горизонтальное — 1) в BUFR/CREX</w:t>
+        <w:t>Класс 27: Бескоординатное местоположение (горизонтальное — 1) в BUFR/CREX</w:t>
       </w:r>
     </w:p>
     <w:tbl>
       <w:tblPr>
         <w:tblStyle w:val="TableGrid"/>
         <w:tblW w:type="auto" w:w="0"/>
-        <w:jc w:val="center"/>
+        <w:jc w:val="left"/>
         <w:tblLook w:firstColumn="1" w:firstRow="1" w:lastColumn="0" w:lastRow="0" w:noHBand="0" w:noVBand="1" w:val="04A0"/>
+        <w:tblBorders>
+          <w:top w:val="single" w:sz="4" w:space="0" w:color="595959"/>
+          <w:left w:val="single" w:sz="4" w:space="0" w:color="595959"/>
+          <w:bottom w:val="single" w:sz="4" w:space="0" w:color="595959"/>
+          <w:right w:val="single" w:sz="4" w:space="0" w:color="595959"/>
+          <w:insideH w:val="single" w:sz="4" w:space="0" w:color="595959"/>
+          <w:insideV w:val="single" w:sz="4" w:space="0" w:color="595959"/>
+        </w:tblBorders>
+        <w:tblCellMar>
+          <w:top w:w="85" w:type="dxa"/>
+          <w:left w:w="85" w:type="dxa"/>
+          <w:bottom w:w="85" w:type="dxa"/>
+          <w:right w:w="85" w:type="dxa"/>
+        </w:tblCellMar>
       </w:tblPr>
       <w:tblGrid>
         <w:gridCol w:w="1514"/>
@@ -35,20 +49,20 @@
         <w:gridCol w:w="1514"/>
       </w:tblGrid>
       <w:tr>
+        <w:trPr>
+          <w:tblHeader/>
+        </w:trPr>
         <w:tc>
           <w:tcPr>
             <w:tcW w:type="dxa" w:w="1514"/>
-            <w:shd w:val="clear" w:color="auto" w:fill="D9E2F3"/>
+            <w:shd w:val="clear" w:color="auto" w:fill="D9D9D9"/>
           </w:tcPr>
           <w:p>
-            <w:pPr>
-              <w:jc w:val="center"/>
-            </w:pPr>
             <w:r/>
             <w:r>
               <w:rPr>
-                <w:rFonts w:ascii="Arial" w:hAnsi="Arial"/>
-                <w:b/>
+                <w:rFonts w:ascii="Verdana" w:hAnsi="Verdana"/>
+                <w:b w:val="0"/>
                 <w:sz w:val="16"/>
               </w:rPr>
               <w:t>FXY</w:t>
@@ -58,185 +72,161 @@
         <w:tc>
           <w:tcPr>
             <w:tcW w:type="dxa" w:w="1514"/>
-            <w:shd w:val="clear" w:color="auto" w:fill="D9E2F3"/>
+            <w:shd w:val="clear" w:color="auto" w:fill="D9D9D9"/>
           </w:tcPr>
           <w:p>
-            <w:pPr>
-              <w:jc w:val="center"/>
-            </w:pPr>
             <w:r/>
             <w:r>
               <w:rPr>
-                <w:rFonts w:ascii="Arial" w:hAnsi="Arial"/>
-                <w:b/>
+                <w:rFonts w:ascii="Verdana" w:hAnsi="Verdana"/>
+                <w:b w:val="0"/>
                 <w:sz w:val="16"/>
               </w:rPr>
-              <w:t>ElementName</w:t>
+              <w:t>НАЗВАНИЕ ЭЛЕМЕНТА</w:t>
             </w:r>
           </w:p>
         </w:tc>
         <w:tc>
           <w:tcPr>
             <w:tcW w:type="dxa" w:w="1514"/>
-            <w:shd w:val="clear" w:color="auto" w:fill="D9E2F3"/>
+            <w:shd w:val="clear" w:color="auto" w:fill="D9D9D9"/>
           </w:tcPr>
           <w:p>
-            <w:pPr>
-              <w:jc w:val="center"/>
-            </w:pPr>
             <w:r/>
             <w:r>
               <w:rPr>
-                <w:rFonts w:ascii="Arial" w:hAnsi="Arial"/>
-                <w:b/>
+                <w:rFonts w:ascii="Verdana" w:hAnsi="Verdana"/>
+                <w:b w:val="0"/>
                 <w:sz w:val="16"/>
               </w:rPr>
-              <w:t>BUFR Unit</w:t>
+              <w:t>ЕД. ИЗМ. BUFR</w:t>
             </w:r>
           </w:p>
         </w:tc>
         <w:tc>
           <w:tcPr>
             <w:tcW w:type="dxa" w:w="1514"/>
-            <w:shd w:val="clear" w:color="auto" w:fill="D9E2F3"/>
+            <w:shd w:val="clear" w:color="auto" w:fill="D9D9D9"/>
           </w:tcPr>
           <w:p>
-            <w:pPr>
-              <w:jc w:val="center"/>
-            </w:pPr>
             <w:r/>
             <w:r>
               <w:rPr>
-                <w:rFonts w:ascii="Arial" w:hAnsi="Arial"/>
-                <w:b/>
+                <w:rFonts w:ascii="Verdana" w:hAnsi="Verdana"/>
+                <w:b w:val="0"/>
                 <w:sz w:val="16"/>
               </w:rPr>
-              <w:t>Scale</w:t>
+              <w:t>МАСШТАБ</w:t>
             </w:r>
           </w:p>
         </w:tc>
         <w:tc>
           <w:tcPr>
             <w:tcW w:type="dxa" w:w="1514"/>
-            <w:shd w:val="clear" w:color="auto" w:fill="D9E2F3"/>
+            <w:shd w:val="clear" w:color="auto" w:fill="D9D9D9"/>
           </w:tcPr>
           <w:p>
-            <w:pPr>
-              <w:jc w:val="center"/>
-            </w:pPr>
             <w:r/>
             <w:r>
               <w:rPr>
-                <w:rFonts w:ascii="Arial" w:hAnsi="Arial"/>
-                <w:b/>
+                <w:rFonts w:ascii="Verdana" w:hAnsi="Verdana"/>
+                <w:b w:val="0"/>
                 <w:sz w:val="16"/>
               </w:rPr>
-              <w:t>Ref Value</w:t>
+              <w:t>НАЧ. ОТСЧ.</w:t>
             </w:r>
           </w:p>
         </w:tc>
         <w:tc>
           <w:tcPr>
             <w:tcW w:type="dxa" w:w="1514"/>
-            <w:shd w:val="clear" w:color="auto" w:fill="D9E2F3"/>
+            <w:shd w:val="clear" w:color="auto" w:fill="D9D9D9"/>
           </w:tcPr>
           <w:p>
-            <w:pPr>
-              <w:jc w:val="center"/>
-            </w:pPr>
             <w:r/>
             <w:r>
               <w:rPr>
-                <w:rFonts w:ascii="Arial" w:hAnsi="Arial"/>
-                <w:b/>
+                <w:rFonts w:ascii="Verdana" w:hAnsi="Verdana"/>
+                <w:b w:val="0"/>
                 <w:sz w:val="16"/>
               </w:rPr>
-              <w:t>Bits</w:t>
+              <w:t>БИТЫ</w:t>
             </w:r>
           </w:p>
         </w:tc>
         <w:tc>
           <w:tcPr>
             <w:tcW w:type="dxa" w:w="1514"/>
-            <w:shd w:val="clear" w:color="auto" w:fill="D9E2F3"/>
+            <w:shd w:val="clear" w:color="auto" w:fill="D9D9D9"/>
           </w:tcPr>
           <w:p>
-            <w:pPr>
-              <w:jc w:val="center"/>
-            </w:pPr>
             <w:r/>
             <w:r>
               <w:rPr>
-                <w:rFonts w:ascii="Arial" w:hAnsi="Arial"/>
-                <w:b/>
+                <w:rFonts w:ascii="Verdana" w:hAnsi="Verdana"/>
+                <w:b w:val="0"/>
                 <w:sz w:val="16"/>
               </w:rPr>
-              <w:t>CREX Unit</w:t>
+              <w:t>ЕД. ИЗМ. CREX</w:t>
             </w:r>
           </w:p>
         </w:tc>
         <w:tc>
           <w:tcPr>
             <w:tcW w:type="dxa" w:w="1514"/>
-            <w:shd w:val="clear" w:color="auto" w:fill="D9E2F3"/>
+            <w:shd w:val="clear" w:color="auto" w:fill="D9D9D9"/>
           </w:tcPr>
           <w:p>
-            <w:pPr>
-              <w:jc w:val="center"/>
-            </w:pPr>
             <w:r/>
             <w:r>
               <w:rPr>
-                <w:rFonts w:ascii="Arial" w:hAnsi="Arial"/>
-                <w:b/>
+                <w:rFonts w:ascii="Verdana" w:hAnsi="Verdana"/>
+                <w:b w:val="0"/>
                 <w:sz w:val="16"/>
               </w:rPr>
-              <w:t>Scale</w:t>
+              <w:t>МАСШТАБ</w:t>
             </w:r>
           </w:p>
         </w:tc>
         <w:tc>
           <w:tcPr>
             <w:tcW w:type="dxa" w:w="1514"/>
-            <w:shd w:val="clear" w:color="auto" w:fill="D9E2F3"/>
+            <w:shd w:val="clear" w:color="auto" w:fill="D9D9D9"/>
           </w:tcPr>
           <w:p>
-            <w:pPr>
-              <w:jc w:val="center"/>
-            </w:pPr>
             <w:r/>
             <w:r>
               <w:rPr>
-                <w:rFonts w:ascii="Arial" w:hAnsi="Arial"/>
-                <w:b/>
+                <w:rFonts w:ascii="Verdana" w:hAnsi="Verdana"/>
+                <w:b w:val="0"/>
                 <w:sz w:val="16"/>
               </w:rPr>
-              <w:t>Chars</w:t>
+              <w:t>СИМВ.</w:t>
             </w:r>
           </w:p>
         </w:tc>
         <w:tc>
           <w:tcPr>
             <w:tcW w:type="dxa" w:w="1514"/>
-            <w:shd w:val="clear" w:color="auto" w:fill="D9E2F3"/>
+            <w:shd w:val="clear" w:color="auto" w:fill="D9D9D9"/>
           </w:tcPr>
           <w:p>
-            <w:pPr>
-              <w:jc w:val="center"/>
-            </w:pPr>
             <w:r/>
             <w:r>
               <w:rPr>
-                <w:rFonts w:ascii="Arial" w:hAnsi="Arial"/>
-                <w:b/>
+                <w:rFonts w:ascii="Verdana" w:hAnsi="Verdana"/>
+                <w:b w:val="0"/>
                 <w:sz w:val="16"/>
               </w:rPr>
-              <w:t>Note</w:t>
+              <w:t>ПРИМЕЧАНИЕ</w:t>
             </w:r>
           </w:p>
         </w:tc>
       </w:tr>
       <w:tr>
+        <w:trPr>
+          <w:cantSplit/>
+        </w:trPr>
         <w:tc>
           <w:tcPr>
             <w:tcW w:type="dxa" w:w="1514"/>
@@ -245,7 +235,7 @@
             <w:r/>
             <w:r>
               <w:rPr>
-                <w:rFonts w:ascii="Arial" w:hAnsi="Arial"/>
+                <w:rFonts w:ascii="Verdana" w:hAnsi="Verdana"/>
                 <w:b w:val="0"/>
                 <w:sz w:val="16"/>
               </w:rPr>
@@ -261,7 +251,7 @@
             <w:r/>
             <w:r>
               <w:rPr>
-                <w:rFonts w:ascii="Arial" w:hAnsi="Arial"/>
+                <w:rFonts w:ascii="Verdana" w:hAnsi="Verdana"/>
                 <w:b w:val="0"/>
                 <w:sz w:val="16"/>
               </w:rPr>
@@ -277,7 +267,7 @@
             <w:r/>
             <w:r>
               <w:rPr>
-                <w:rFonts w:ascii="Arial" w:hAnsi="Arial"/>
+                <w:rFonts w:ascii="Verdana" w:hAnsi="Verdana"/>
                 <w:b w:val="0"/>
                 <w:sz w:val="16"/>
               </w:rPr>
@@ -293,7 +283,7 @@
             <w:r/>
             <w:r>
               <w:rPr>
-                <w:rFonts w:ascii="Arial" w:hAnsi="Arial"/>
+                <w:rFonts w:ascii="Verdana" w:hAnsi="Verdana"/>
                 <w:b w:val="0"/>
                 <w:sz w:val="16"/>
               </w:rPr>
@@ -309,7 +299,7 @@
             <w:r/>
             <w:r>
               <w:rPr>
-                <w:rFonts w:ascii="Arial" w:hAnsi="Arial"/>
+                <w:rFonts w:ascii="Verdana" w:hAnsi="Verdana"/>
                 <w:b w:val="0"/>
                 <w:sz w:val="16"/>
               </w:rPr>
@@ -325,7 +315,7 @@
             <w:r/>
             <w:r>
               <w:rPr>
-                <w:rFonts w:ascii="Arial" w:hAnsi="Arial"/>
+                <w:rFonts w:ascii="Verdana" w:hAnsi="Verdana"/>
                 <w:b w:val="0"/>
                 <w:sz w:val="16"/>
               </w:rPr>
@@ -341,7 +331,7 @@
             <w:r/>
             <w:r>
               <w:rPr>
-                <w:rFonts w:ascii="Arial" w:hAnsi="Arial"/>
+                <w:rFonts w:ascii="Verdana" w:hAnsi="Verdana"/>
                 <w:b w:val="0"/>
                 <w:sz w:val="16"/>
               </w:rPr>
@@ -357,7 +347,7 @@
             <w:r/>
             <w:r>
               <w:rPr>
-                <w:rFonts w:ascii="Arial" w:hAnsi="Arial"/>
+                <w:rFonts w:ascii="Verdana" w:hAnsi="Verdana"/>
                 <w:b w:val="0"/>
                 <w:sz w:val="16"/>
               </w:rPr>
@@ -373,7 +363,7 @@
             <w:r/>
             <w:r>
               <w:rPr>
-                <w:rFonts w:ascii="Arial" w:hAnsi="Arial"/>
+                <w:rFonts w:ascii="Verdana" w:hAnsi="Verdana"/>
                 <w:b w:val="0"/>
                 <w:sz w:val="16"/>
               </w:rPr>
@@ -389,7 +379,7 @@
             <w:r/>
             <w:r>
               <w:rPr>
-                <w:rFonts w:ascii="Arial" w:hAnsi="Arial"/>
+                <w:rFonts w:ascii="Verdana" w:hAnsi="Verdana"/>
                 <w:b w:val="0"/>
                 <w:sz w:val="16"/>
               </w:rPr>
@@ -398,6 +388,9 @@
         </w:tc>
       </w:tr>
       <w:tr>
+        <w:trPr>
+          <w:cantSplit/>
+        </w:trPr>
         <w:tc>
           <w:tcPr>
             <w:tcW w:type="dxa" w:w="1514"/>
@@ -406,7 +399,7 @@
             <w:r/>
             <w:r>
               <w:rPr>
-                <w:rFonts w:ascii="Arial" w:hAnsi="Arial"/>
+                <w:rFonts w:ascii="Verdana" w:hAnsi="Verdana"/>
                 <w:b w:val="0"/>
                 <w:sz w:val="16"/>
               </w:rPr>
@@ -422,7 +415,7 @@
             <w:r/>
             <w:r>
               <w:rPr>
-                <w:rFonts w:ascii="Arial" w:hAnsi="Arial"/>
+                <w:rFonts w:ascii="Verdana" w:hAnsi="Verdana"/>
                 <w:b w:val="0"/>
                 <w:sz w:val="16"/>
               </w:rPr>
@@ -438,7 +431,7 @@
             <w:r/>
             <w:r>
               <w:rPr>
-                <w:rFonts w:ascii="Arial" w:hAnsi="Arial"/>
+                <w:rFonts w:ascii="Verdana" w:hAnsi="Verdana"/>
                 <w:b w:val="0"/>
                 <w:sz w:val="16"/>
               </w:rPr>
@@ -454,7 +447,7 @@
             <w:r/>
             <w:r>
               <w:rPr>
-                <w:rFonts w:ascii="Arial" w:hAnsi="Arial"/>
+                <w:rFonts w:ascii="Verdana" w:hAnsi="Verdana"/>
                 <w:b w:val="0"/>
                 <w:sz w:val="16"/>
               </w:rPr>
@@ -470,7 +463,7 @@
             <w:r/>
             <w:r>
               <w:rPr>
-                <w:rFonts w:ascii="Arial" w:hAnsi="Arial"/>
+                <w:rFonts w:ascii="Verdana" w:hAnsi="Verdana"/>
                 <w:b w:val="0"/>
                 <w:sz w:val="16"/>
               </w:rPr>
@@ -486,7 +479,7 @@
             <w:r/>
             <w:r>
               <w:rPr>
-                <w:rFonts w:ascii="Arial" w:hAnsi="Arial"/>
+                <w:rFonts w:ascii="Verdana" w:hAnsi="Verdana"/>
                 <w:b w:val="0"/>
                 <w:sz w:val="16"/>
               </w:rPr>
@@ -502,7 +495,7 @@
             <w:r/>
             <w:r>
               <w:rPr>
-                <w:rFonts w:ascii="Arial" w:hAnsi="Arial"/>
+                <w:rFonts w:ascii="Verdana" w:hAnsi="Verdana"/>
                 <w:b w:val="0"/>
                 <w:sz w:val="16"/>
               </w:rPr>
@@ -518,7 +511,7 @@
             <w:r/>
             <w:r>
               <w:rPr>
-                <w:rFonts w:ascii="Arial" w:hAnsi="Arial"/>
+                <w:rFonts w:ascii="Verdana" w:hAnsi="Verdana"/>
                 <w:b w:val="0"/>
                 <w:sz w:val="16"/>
               </w:rPr>
@@ -534,7 +527,7 @@
             <w:r/>
             <w:r>
               <w:rPr>
-                <w:rFonts w:ascii="Arial" w:hAnsi="Arial"/>
+                <w:rFonts w:ascii="Verdana" w:hAnsi="Verdana"/>
                 <w:b w:val="0"/>
                 <w:sz w:val="16"/>
               </w:rPr>
@@ -550,7 +543,7 @@
             <w:r/>
             <w:r>
               <w:rPr>
-                <w:rFonts w:ascii="Arial" w:hAnsi="Arial"/>
+                <w:rFonts w:ascii="Verdana" w:hAnsi="Verdana"/>
                 <w:b w:val="0"/>
                 <w:sz w:val="16"/>
               </w:rPr>
@@ -559,6 +552,9 @@
         </w:tc>
       </w:tr>
       <w:tr>
+        <w:trPr>
+          <w:cantSplit/>
+        </w:trPr>
         <w:tc>
           <w:tcPr>
             <w:tcW w:type="dxa" w:w="1514"/>
@@ -567,7 +563,7 @@
             <w:r/>
             <w:r>
               <w:rPr>
-                <w:rFonts w:ascii="Arial" w:hAnsi="Arial"/>
+                <w:rFonts w:ascii="Verdana" w:hAnsi="Verdana"/>
                 <w:b w:val="0"/>
                 <w:sz w:val="16"/>
               </w:rPr>
@@ -583,7 +579,7 @@
             <w:r/>
             <w:r>
               <w:rPr>
-                <w:rFonts w:ascii="Arial" w:hAnsi="Arial"/>
+                <w:rFonts w:ascii="Verdana" w:hAnsi="Verdana"/>
                 <w:b w:val="0"/>
                 <w:sz w:val="16"/>
               </w:rPr>
@@ -599,7 +595,7 @@
             <w:r/>
             <w:r>
               <w:rPr>
-                <w:rFonts w:ascii="Arial" w:hAnsi="Arial"/>
+                <w:rFonts w:ascii="Verdana" w:hAnsi="Verdana"/>
                 <w:b w:val="0"/>
                 <w:sz w:val="16"/>
               </w:rPr>
@@ -615,7 +611,7 @@
             <w:r/>
             <w:r>
               <w:rPr>
-                <w:rFonts w:ascii="Arial" w:hAnsi="Arial"/>
+                <w:rFonts w:ascii="Verdana" w:hAnsi="Verdana"/>
                 <w:b w:val="0"/>
                 <w:sz w:val="16"/>
               </w:rPr>
@@ -631,7 +627,7 @@
             <w:r/>
             <w:r>
               <w:rPr>
-                <w:rFonts w:ascii="Arial" w:hAnsi="Arial"/>
+                <w:rFonts w:ascii="Verdana" w:hAnsi="Verdana"/>
                 <w:b w:val="0"/>
                 <w:sz w:val="16"/>
               </w:rPr>
@@ -647,7 +643,7 @@
             <w:r/>
             <w:r>
               <w:rPr>
-                <w:rFonts w:ascii="Arial" w:hAnsi="Arial"/>
+                <w:rFonts w:ascii="Verdana" w:hAnsi="Verdana"/>
                 <w:b w:val="0"/>
                 <w:sz w:val="16"/>
               </w:rPr>
@@ -663,7 +659,7 @@
             <w:r/>
             <w:r>
               <w:rPr>
-                <w:rFonts w:ascii="Arial" w:hAnsi="Arial"/>
+                <w:rFonts w:ascii="Verdana" w:hAnsi="Verdana"/>
                 <w:b w:val="0"/>
                 <w:sz w:val="16"/>
               </w:rPr>
@@ -679,7 +675,7 @@
             <w:r/>
             <w:r>
               <w:rPr>
-                <w:rFonts w:ascii="Arial" w:hAnsi="Arial"/>
+                <w:rFonts w:ascii="Verdana" w:hAnsi="Verdana"/>
                 <w:b w:val="0"/>
                 <w:sz w:val="16"/>
               </w:rPr>
@@ -695,7 +691,7 @@
             <w:r/>
             <w:r>
               <w:rPr>
-                <w:rFonts w:ascii="Arial" w:hAnsi="Arial"/>
+                <w:rFonts w:ascii="Verdana" w:hAnsi="Verdana"/>
                 <w:b w:val="0"/>
                 <w:sz w:val="16"/>
               </w:rPr>
@@ -711,7 +707,7 @@
             <w:r/>
             <w:r>
               <w:rPr>
-                <w:rFonts w:ascii="Arial" w:hAnsi="Arial"/>
+                <w:rFonts w:ascii="Verdana" w:hAnsi="Verdana"/>
                 <w:b w:val="0"/>
                 <w:sz w:val="16"/>
               </w:rPr>
@@ -721,6 +717,9 @@
         </w:tc>
       </w:tr>
       <w:tr>
+        <w:trPr>
+          <w:cantSplit/>
+        </w:trPr>
         <w:tc>
           <w:tcPr>
             <w:tcW w:type="dxa" w:w="1514"/>
@@ -729,7 +728,7 @@
             <w:r/>
             <w:r>
               <w:rPr>
-                <w:rFonts w:ascii="Arial" w:hAnsi="Arial"/>
+                <w:rFonts w:ascii="Verdana" w:hAnsi="Verdana"/>
                 <w:b w:val="0"/>
                 <w:sz w:val="16"/>
               </w:rPr>
@@ -745,7 +744,7 @@
             <w:r/>
             <w:r>
               <w:rPr>
-                <w:rFonts w:ascii="Arial" w:hAnsi="Arial"/>
+                <w:rFonts w:ascii="Verdana" w:hAnsi="Verdana"/>
                 <w:b w:val="0"/>
                 <w:sz w:val="16"/>
               </w:rPr>
@@ -761,7 +760,7 @@
             <w:r/>
             <w:r>
               <w:rPr>
-                <w:rFonts w:ascii="Arial" w:hAnsi="Arial"/>
+                <w:rFonts w:ascii="Verdana" w:hAnsi="Verdana"/>
                 <w:b w:val="0"/>
                 <w:sz w:val="16"/>
               </w:rPr>
@@ -777,7 +776,7 @@
             <w:r/>
             <w:r>
               <w:rPr>
-                <w:rFonts w:ascii="Arial" w:hAnsi="Arial"/>
+                <w:rFonts w:ascii="Verdana" w:hAnsi="Verdana"/>
                 <w:b w:val="0"/>
                 <w:sz w:val="16"/>
               </w:rPr>
@@ -793,7 +792,7 @@
             <w:r/>
             <w:r>
               <w:rPr>
-                <w:rFonts w:ascii="Arial" w:hAnsi="Arial"/>
+                <w:rFonts w:ascii="Verdana" w:hAnsi="Verdana"/>
                 <w:b w:val="0"/>
                 <w:sz w:val="16"/>
               </w:rPr>
@@ -809,7 +808,7 @@
             <w:r/>
             <w:r>
               <w:rPr>
-                <w:rFonts w:ascii="Arial" w:hAnsi="Arial"/>
+                <w:rFonts w:ascii="Verdana" w:hAnsi="Verdana"/>
                 <w:b w:val="0"/>
                 <w:sz w:val="16"/>
               </w:rPr>
@@ -825,7 +824,7 @@
             <w:r/>
             <w:r>
               <w:rPr>
-                <w:rFonts w:ascii="Arial" w:hAnsi="Arial"/>
+                <w:rFonts w:ascii="Verdana" w:hAnsi="Verdana"/>
                 <w:b w:val="0"/>
                 <w:sz w:val="16"/>
               </w:rPr>
@@ -841,7 +840,7 @@
             <w:r/>
             <w:r>
               <w:rPr>
-                <w:rFonts w:ascii="Arial" w:hAnsi="Arial"/>
+                <w:rFonts w:ascii="Verdana" w:hAnsi="Verdana"/>
                 <w:b w:val="0"/>
                 <w:sz w:val="16"/>
               </w:rPr>
@@ -857,7 +856,7 @@
             <w:r/>
             <w:r>
               <w:rPr>
-                <w:rFonts w:ascii="Arial" w:hAnsi="Arial"/>
+                <w:rFonts w:ascii="Verdana" w:hAnsi="Verdana"/>
                 <w:b w:val="0"/>
                 <w:sz w:val="16"/>
               </w:rPr>
@@ -873,7 +872,7 @@
             <w:r/>
             <w:r>
               <w:rPr>
-                <w:rFonts w:ascii="Arial" w:hAnsi="Arial"/>
+                <w:rFonts w:ascii="Verdana" w:hAnsi="Verdana"/>
                 <w:b w:val="0"/>
                 <w:sz w:val="16"/>
               </w:rPr>
@@ -883,6 +882,9 @@
         </w:tc>
       </w:tr>
       <w:tr>
+        <w:trPr>
+          <w:cantSplit/>
+        </w:trPr>
         <w:tc>
           <w:tcPr>
             <w:tcW w:type="dxa" w:w="1514"/>
@@ -891,7 +893,7 @@
             <w:r/>
             <w:r>
               <w:rPr>
-                <w:rFonts w:ascii="Arial" w:hAnsi="Arial"/>
+                <w:rFonts w:ascii="Verdana" w:hAnsi="Verdana"/>
                 <w:b w:val="0"/>
                 <w:sz w:val="16"/>
               </w:rPr>
@@ -907,7 +909,7 @@
             <w:r/>
             <w:r>
               <w:rPr>
-                <w:rFonts w:ascii="Arial" w:hAnsi="Arial"/>
+                <w:rFonts w:ascii="Verdana" w:hAnsi="Verdana"/>
                 <w:b w:val="0"/>
                 <w:sz w:val="16"/>
               </w:rPr>
@@ -923,7 +925,7 @@
             <w:r/>
             <w:r>
               <w:rPr>
-                <w:rFonts w:ascii="Arial" w:hAnsi="Arial"/>
+                <w:rFonts w:ascii="Verdana" w:hAnsi="Verdana"/>
                 <w:b w:val="0"/>
                 <w:sz w:val="16"/>
               </w:rPr>
@@ -939,7 +941,7 @@
             <w:r/>
             <w:r>
               <w:rPr>
-                <w:rFonts w:ascii="Arial" w:hAnsi="Arial"/>
+                <w:rFonts w:ascii="Verdana" w:hAnsi="Verdana"/>
                 <w:b w:val="0"/>
                 <w:sz w:val="16"/>
               </w:rPr>
@@ -955,7 +957,7 @@
             <w:r/>
             <w:r>
               <w:rPr>
-                <w:rFonts w:ascii="Arial" w:hAnsi="Arial"/>
+                <w:rFonts w:ascii="Verdana" w:hAnsi="Verdana"/>
                 <w:b w:val="0"/>
                 <w:sz w:val="16"/>
               </w:rPr>
@@ -971,7 +973,7 @@
             <w:r/>
             <w:r>
               <w:rPr>
-                <w:rFonts w:ascii="Arial" w:hAnsi="Arial"/>
+                <w:rFonts w:ascii="Verdana" w:hAnsi="Verdana"/>
                 <w:b w:val="0"/>
                 <w:sz w:val="16"/>
               </w:rPr>
@@ -987,7 +989,7 @@
             <w:r/>
             <w:r>
               <w:rPr>
-                <w:rFonts w:ascii="Arial" w:hAnsi="Arial"/>
+                <w:rFonts w:ascii="Verdana" w:hAnsi="Verdana"/>
                 <w:b w:val="0"/>
                 <w:sz w:val="16"/>
               </w:rPr>
@@ -1003,7 +1005,7 @@
             <w:r/>
             <w:r>
               <w:rPr>
-                <w:rFonts w:ascii="Arial" w:hAnsi="Arial"/>
+                <w:rFonts w:ascii="Verdana" w:hAnsi="Verdana"/>
                 <w:b w:val="0"/>
                 <w:sz w:val="16"/>
               </w:rPr>
@@ -1019,7 +1021,7 @@
             <w:r/>
             <w:r>
               <w:rPr>
-                <w:rFonts w:ascii="Arial" w:hAnsi="Arial"/>
+                <w:rFonts w:ascii="Verdana" w:hAnsi="Verdana"/>
                 <w:b w:val="0"/>
                 <w:sz w:val="16"/>
               </w:rPr>
@@ -1035,7 +1037,7 @@
             <w:r/>
             <w:r>
               <w:rPr>
-                <w:rFonts w:ascii="Arial" w:hAnsi="Arial"/>
+                <w:rFonts w:ascii="Verdana" w:hAnsi="Verdana"/>
                 <w:b w:val="0"/>
                 <w:sz w:val="16"/>
               </w:rPr>
@@ -1044,6 +1046,9 @@
         </w:tc>
       </w:tr>
       <w:tr>
+        <w:trPr>
+          <w:cantSplit/>
+        </w:trPr>
         <w:tc>
           <w:tcPr>
             <w:tcW w:type="dxa" w:w="1514"/>
@@ -1052,7 +1057,7 @@
             <w:r/>
             <w:r>
               <w:rPr>
-                <w:rFonts w:ascii="Arial" w:hAnsi="Arial"/>
+                <w:rFonts w:ascii="Verdana" w:hAnsi="Verdana"/>
                 <w:b w:val="0"/>
                 <w:sz w:val="16"/>
               </w:rPr>
@@ -1068,7 +1073,7 @@
             <w:r/>
             <w:r>
               <w:rPr>
-                <w:rFonts w:ascii="Arial" w:hAnsi="Arial"/>
+                <w:rFonts w:ascii="Verdana" w:hAnsi="Verdana"/>
                 <w:b w:val="0"/>
                 <w:sz w:val="16"/>
               </w:rPr>
@@ -1084,7 +1089,7 @@
             <w:r/>
             <w:r>
               <w:rPr>
-                <w:rFonts w:ascii="Arial" w:hAnsi="Arial"/>
+                <w:rFonts w:ascii="Verdana" w:hAnsi="Verdana"/>
                 <w:b w:val="0"/>
                 <w:sz w:val="16"/>
               </w:rPr>
@@ -1100,7 +1105,7 @@
             <w:r/>
             <w:r>
               <w:rPr>
-                <w:rFonts w:ascii="Arial" w:hAnsi="Arial"/>
+                <w:rFonts w:ascii="Verdana" w:hAnsi="Verdana"/>
                 <w:b w:val="0"/>
                 <w:sz w:val="16"/>
               </w:rPr>
@@ -1116,7 +1121,7 @@
             <w:r/>
             <w:r>
               <w:rPr>
-                <w:rFonts w:ascii="Arial" w:hAnsi="Arial"/>
+                <w:rFonts w:ascii="Verdana" w:hAnsi="Verdana"/>
                 <w:b w:val="0"/>
                 <w:sz w:val="16"/>
               </w:rPr>
@@ -1132,7 +1137,7 @@
             <w:r/>
             <w:r>
               <w:rPr>
-                <w:rFonts w:ascii="Arial" w:hAnsi="Arial"/>
+                <w:rFonts w:ascii="Verdana" w:hAnsi="Verdana"/>
                 <w:b w:val="0"/>
                 <w:sz w:val="16"/>
               </w:rPr>
@@ -1148,7 +1153,7 @@
             <w:r/>
             <w:r>
               <w:rPr>
-                <w:rFonts w:ascii="Arial" w:hAnsi="Arial"/>
+                <w:rFonts w:ascii="Verdana" w:hAnsi="Verdana"/>
                 <w:b w:val="0"/>
                 <w:sz w:val="16"/>
               </w:rPr>
@@ -1164,7 +1169,7 @@
             <w:r/>
             <w:r>
               <w:rPr>
-                <w:rFonts w:ascii="Arial" w:hAnsi="Arial"/>
+                <w:rFonts w:ascii="Verdana" w:hAnsi="Verdana"/>
                 <w:b w:val="0"/>
                 <w:sz w:val="16"/>
               </w:rPr>
@@ -1180,7 +1185,7 @@
             <w:r/>
             <w:r>
               <w:rPr>
-                <w:rFonts w:ascii="Arial" w:hAnsi="Arial"/>
+                <w:rFonts w:ascii="Verdana" w:hAnsi="Verdana"/>
                 <w:b w:val="0"/>
                 <w:sz w:val="16"/>
               </w:rPr>
@@ -1196,7 +1201,7 @@
             <w:r/>
             <w:r>
               <w:rPr>
-                <w:rFonts w:ascii="Arial" w:hAnsi="Arial"/>
+                <w:rFonts w:ascii="Verdana" w:hAnsi="Verdana"/>
                 <w:b w:val="0"/>
                 <w:sz w:val="16"/>
               </w:rPr>
@@ -1206,6 +1211,9 @@
         </w:tc>
       </w:tr>
       <w:tr>
+        <w:trPr>
+          <w:cantSplit/>
+        </w:trPr>
         <w:tc>
           <w:tcPr>
             <w:tcW w:type="dxa" w:w="1514"/>
@@ -1214,7 +1222,7 @@
             <w:r/>
             <w:r>
               <w:rPr>
-                <w:rFonts w:ascii="Arial" w:hAnsi="Arial"/>
+                <w:rFonts w:ascii="Verdana" w:hAnsi="Verdana"/>
                 <w:b w:val="0"/>
                 <w:sz w:val="16"/>
               </w:rPr>
@@ -1230,7 +1238,7 @@
             <w:r/>
             <w:r>
               <w:rPr>
-                <w:rFonts w:ascii="Arial" w:hAnsi="Arial"/>
+                <w:rFonts w:ascii="Verdana" w:hAnsi="Verdana"/>
                 <w:b w:val="0"/>
                 <w:sz w:val="16"/>
               </w:rPr>
@@ -1246,7 +1254,7 @@
             <w:r/>
             <w:r>
               <w:rPr>
-                <w:rFonts w:ascii="Arial" w:hAnsi="Arial"/>
+                <w:rFonts w:ascii="Verdana" w:hAnsi="Verdana"/>
                 <w:b w:val="0"/>
                 <w:sz w:val="16"/>
               </w:rPr>
@@ -1262,7 +1270,7 @@
             <w:r/>
             <w:r>
               <w:rPr>
-                <w:rFonts w:ascii="Arial" w:hAnsi="Arial"/>
+                <w:rFonts w:ascii="Verdana" w:hAnsi="Verdana"/>
                 <w:b w:val="0"/>
                 <w:sz w:val="16"/>
               </w:rPr>
@@ -1278,7 +1286,7 @@
             <w:r/>
             <w:r>
               <w:rPr>
-                <w:rFonts w:ascii="Arial" w:hAnsi="Arial"/>
+                <w:rFonts w:ascii="Verdana" w:hAnsi="Verdana"/>
                 <w:b w:val="0"/>
                 <w:sz w:val="16"/>
               </w:rPr>
@@ -1294,7 +1302,7 @@
             <w:r/>
             <w:r>
               <w:rPr>
-                <w:rFonts w:ascii="Arial" w:hAnsi="Arial"/>
+                <w:rFonts w:ascii="Verdana" w:hAnsi="Verdana"/>
                 <w:b w:val="0"/>
                 <w:sz w:val="16"/>
               </w:rPr>
@@ -1310,7 +1318,7 @@
             <w:r/>
             <w:r>
               <w:rPr>
-                <w:rFonts w:ascii="Arial" w:hAnsi="Arial"/>
+                <w:rFonts w:ascii="Verdana" w:hAnsi="Verdana"/>
                 <w:b w:val="0"/>
                 <w:sz w:val="16"/>
               </w:rPr>
@@ -1326,7 +1334,7 @@
             <w:r/>
             <w:r>
               <w:rPr>
-                <w:rFonts w:ascii="Arial" w:hAnsi="Arial"/>
+                <w:rFonts w:ascii="Verdana" w:hAnsi="Verdana"/>
                 <w:b w:val="0"/>
                 <w:sz w:val="16"/>
               </w:rPr>
@@ -1342,7 +1350,7 @@
             <w:r/>
             <w:r>
               <w:rPr>
-                <w:rFonts w:ascii="Arial" w:hAnsi="Arial"/>
+                <w:rFonts w:ascii="Verdana" w:hAnsi="Verdana"/>
                 <w:b w:val="0"/>
                 <w:sz w:val="16"/>
               </w:rPr>
@@ -1358,7 +1366,7 @@
             <w:r/>
             <w:r>
               <w:rPr>
-                <w:rFonts w:ascii="Arial" w:hAnsi="Arial"/>
+                <w:rFonts w:ascii="Verdana" w:hAnsi="Verdana"/>
                 <w:b w:val="0"/>
                 <w:sz w:val="16"/>
               </w:rPr>
@@ -1368,6 +1376,9 @@
         </w:tc>
       </w:tr>
       <w:tr>
+        <w:trPr>
+          <w:cantSplit/>
+        </w:trPr>
         <w:tc>
           <w:tcPr>
             <w:tcW w:type="dxa" w:w="1514"/>
@@ -1376,7 +1387,7 @@
             <w:r/>
             <w:r>
               <w:rPr>
-                <w:rFonts w:ascii="Arial" w:hAnsi="Arial"/>
+                <w:rFonts w:ascii="Verdana" w:hAnsi="Verdana"/>
                 <w:b w:val="0"/>
                 <w:sz w:val="16"/>
               </w:rPr>
@@ -1392,7 +1403,7 @@
             <w:r/>
             <w:r>
               <w:rPr>
-                <w:rFonts w:ascii="Arial" w:hAnsi="Arial"/>
+                <w:rFonts w:ascii="Verdana" w:hAnsi="Verdana"/>
                 <w:b w:val="0"/>
                 <w:sz w:val="16"/>
               </w:rPr>
@@ -1408,7 +1419,7 @@
             <w:r/>
             <w:r>
               <w:rPr>
-                <w:rFonts w:ascii="Arial" w:hAnsi="Arial"/>
+                <w:rFonts w:ascii="Verdana" w:hAnsi="Verdana"/>
                 <w:b w:val="0"/>
                 <w:sz w:val="16"/>
               </w:rPr>
@@ -1424,7 +1435,7 @@
             <w:r/>
             <w:r>
               <w:rPr>
-                <w:rFonts w:ascii="Arial" w:hAnsi="Arial"/>
+                <w:rFonts w:ascii="Verdana" w:hAnsi="Verdana"/>
                 <w:b w:val="0"/>
                 <w:sz w:val="16"/>
               </w:rPr>
@@ -1440,7 +1451,7 @@
             <w:r/>
             <w:r>
               <w:rPr>
-                <w:rFonts w:ascii="Arial" w:hAnsi="Arial"/>
+                <w:rFonts w:ascii="Verdana" w:hAnsi="Verdana"/>
                 <w:b w:val="0"/>
                 <w:sz w:val="16"/>
               </w:rPr>
@@ -1456,7 +1467,7 @@
             <w:r/>
             <w:r>
               <w:rPr>
-                <w:rFonts w:ascii="Arial" w:hAnsi="Arial"/>
+                <w:rFonts w:ascii="Verdana" w:hAnsi="Verdana"/>
                 <w:b w:val="0"/>
                 <w:sz w:val="16"/>
               </w:rPr>
@@ -1472,7 +1483,7 @@
             <w:r/>
             <w:r>
               <w:rPr>
-                <w:rFonts w:ascii="Arial" w:hAnsi="Arial"/>
+                <w:rFonts w:ascii="Verdana" w:hAnsi="Verdana"/>
                 <w:b w:val="0"/>
                 <w:sz w:val="16"/>
               </w:rPr>
@@ -1488,7 +1499,7 @@
             <w:r/>
             <w:r>
               <w:rPr>
-                <w:rFonts w:ascii="Arial" w:hAnsi="Arial"/>
+                <w:rFonts w:ascii="Verdana" w:hAnsi="Verdana"/>
                 <w:b w:val="0"/>
                 <w:sz w:val="16"/>
               </w:rPr>
@@ -1504,7 +1515,7 @@
             <w:r/>
             <w:r>
               <w:rPr>
-                <w:rFonts w:ascii="Arial" w:hAnsi="Arial"/>
+                <w:rFonts w:ascii="Verdana" w:hAnsi="Verdana"/>
                 <w:b w:val="0"/>
                 <w:sz w:val="16"/>
               </w:rPr>
@@ -1520,16 +1531,19 @@
             <w:r/>
             <w:r>
               <w:rPr>
-                <w:rFonts w:ascii="Arial" w:hAnsi="Arial"/>
+                <w:rFonts w:ascii="Verdana" w:hAnsi="Verdana"/>
                 <w:b w:val="0"/>
                 <w:sz w:val="16"/>
               </w:rPr>
-              <w:t>Note 96: В связи с наблюдением водяных смерчей или воронкообразных облаков — на удалении более 3 км от станции. | Note 151: Величина дескриптора 0 27 031 выбрана таким образом, чтобы соответствовать спутникам на полярной, приблизительно солнечно-синхронной орбите. Геостационарные орбиты потребуют более значительной длины данных в отношении расстояния и несколько меньшей — в отношении скорости.</w:t>
+              <w:t>Note 96: Расположенные слева оси x, y и z выбраны для дескриптора 0 27 031. | Note 151: Величина дескриптора 0 27 031 выбрана таким образом, чтобы соответствовать спутникам на полярной, приблизительно солнечно-синхронной орбите. Геостационарные орбиты потребуют более значительной длины данных в отношении расстояния и несколько меньшей — в отношении скорости.</w:t>
             </w:r>
           </w:p>
         </w:tc>
       </w:tr>
       <w:tr>
+        <w:trPr>
+          <w:cantSplit/>
+        </w:trPr>
         <w:tc>
           <w:tcPr>
             <w:tcW w:type="dxa" w:w="1514"/>
@@ -1538,7 +1552,7 @@
             <w:r/>
             <w:r>
               <w:rPr>
-                <w:rFonts w:ascii="Arial" w:hAnsi="Arial"/>
+                <w:rFonts w:ascii="Verdana" w:hAnsi="Verdana"/>
                 <w:b w:val="0"/>
                 <w:sz w:val="16"/>
               </w:rPr>
@@ -1554,7 +1568,7 @@
             <w:r/>
             <w:r>
               <w:rPr>
-                <w:rFonts w:ascii="Arial" w:hAnsi="Arial"/>
+                <w:rFonts w:ascii="Verdana" w:hAnsi="Verdana"/>
                 <w:b w:val="0"/>
                 <w:sz w:val="16"/>
               </w:rPr>
@@ -1570,7 +1584,7 @@
             <w:r/>
             <w:r>
               <w:rPr>
-                <w:rFonts w:ascii="Arial" w:hAnsi="Arial"/>
+                <w:rFonts w:ascii="Verdana" w:hAnsi="Verdana"/>
                 <w:b w:val="0"/>
                 <w:sz w:val="16"/>
               </w:rPr>
@@ -1586,7 +1600,7 @@
             <w:r/>
             <w:r>
               <w:rPr>
-                <w:rFonts w:ascii="Arial" w:hAnsi="Arial"/>
+                <w:rFonts w:ascii="Verdana" w:hAnsi="Verdana"/>
                 <w:b w:val="0"/>
                 <w:sz w:val="16"/>
               </w:rPr>
@@ -1602,7 +1616,7 @@
             <w:r/>
             <w:r>
               <w:rPr>
-                <w:rFonts w:ascii="Arial" w:hAnsi="Arial"/>
+                <w:rFonts w:ascii="Verdana" w:hAnsi="Verdana"/>
                 <w:b w:val="0"/>
                 <w:sz w:val="16"/>
               </w:rPr>
@@ -1618,7 +1632,7 @@
             <w:r/>
             <w:r>
               <w:rPr>
-                <w:rFonts w:ascii="Arial" w:hAnsi="Arial"/>
+                <w:rFonts w:ascii="Verdana" w:hAnsi="Verdana"/>
                 <w:b w:val="0"/>
                 <w:sz w:val="16"/>
               </w:rPr>
@@ -1634,7 +1648,7 @@
             <w:r/>
             <w:r>
               <w:rPr>
-                <w:rFonts w:ascii="Arial" w:hAnsi="Arial"/>
+                <w:rFonts w:ascii="Verdana" w:hAnsi="Verdana"/>
                 <w:b w:val="0"/>
                 <w:sz w:val="16"/>
               </w:rPr>
@@ -1650,7 +1664,7 @@
             <w:r/>
             <w:r>
               <w:rPr>
-                <w:rFonts w:ascii="Arial" w:hAnsi="Arial"/>
+                <w:rFonts w:ascii="Verdana" w:hAnsi="Verdana"/>
                 <w:b w:val="0"/>
                 <w:sz w:val="16"/>
               </w:rPr>
@@ -1666,7 +1680,7 @@
             <w:r/>
             <w:r>
               <w:rPr>
-                <w:rFonts w:ascii="Arial" w:hAnsi="Arial"/>
+                <w:rFonts w:ascii="Verdana" w:hAnsi="Verdana"/>
                 <w:b w:val="0"/>
                 <w:sz w:val="16"/>
               </w:rPr>
@@ -1682,7 +1696,7 @@
             <w:r/>
             <w:r>
               <w:rPr>
-                <w:rFonts w:ascii="Arial" w:hAnsi="Arial"/>
+                <w:rFonts w:ascii="Verdana" w:hAnsi="Verdana"/>
                 <w:b w:val="0"/>
                 <w:sz w:val="16"/>
               </w:rPr>
@@ -1691,6 +1705,9 @@
         </w:tc>
       </w:tr>
       <w:tr>
+        <w:trPr>
+          <w:cantSplit/>
+        </w:trPr>
         <w:tc>
           <w:tcPr>
             <w:tcW w:type="dxa" w:w="1514"/>
@@ -1699,7 +1716,7 @@
             <w:r/>
             <w:r>
               <w:rPr>
-                <w:rFonts w:ascii="Arial" w:hAnsi="Arial"/>
+                <w:rFonts w:ascii="Verdana" w:hAnsi="Verdana"/>
                 <w:b w:val="0"/>
                 <w:sz w:val="16"/>
               </w:rPr>
@@ -1715,7 +1732,7 @@
             <w:r/>
             <w:r>
               <w:rPr>
-                <w:rFonts w:ascii="Arial" w:hAnsi="Arial"/>
+                <w:rFonts w:ascii="Verdana" w:hAnsi="Verdana"/>
                 <w:b w:val="0"/>
                 <w:sz w:val="16"/>
               </w:rPr>
@@ -1731,7 +1748,7 @@
             <w:r/>
             <w:r>
               <w:rPr>
-                <w:rFonts w:ascii="Arial" w:hAnsi="Arial"/>
+                <w:rFonts w:ascii="Verdana" w:hAnsi="Verdana"/>
                 <w:b w:val="0"/>
                 <w:sz w:val="16"/>
               </w:rPr>
@@ -1747,7 +1764,7 @@
             <w:r/>
             <w:r>
               <w:rPr>
-                <w:rFonts w:ascii="Arial" w:hAnsi="Arial"/>
+                <w:rFonts w:ascii="Verdana" w:hAnsi="Verdana"/>
                 <w:b w:val="0"/>
                 <w:sz w:val="16"/>
               </w:rPr>
@@ -1763,7 +1780,7 @@
             <w:r/>
             <w:r>
               <w:rPr>
-                <w:rFonts w:ascii="Arial" w:hAnsi="Arial"/>
+                <w:rFonts w:ascii="Verdana" w:hAnsi="Verdana"/>
                 <w:b w:val="0"/>
                 <w:sz w:val="16"/>
               </w:rPr>
@@ -1779,7 +1796,7 @@
             <w:r/>
             <w:r>
               <w:rPr>
-                <w:rFonts w:ascii="Arial" w:hAnsi="Arial"/>
+                <w:rFonts w:ascii="Verdana" w:hAnsi="Verdana"/>
                 <w:b w:val="0"/>
                 <w:sz w:val="16"/>
               </w:rPr>
@@ -1795,7 +1812,7 @@
             <w:r/>
             <w:r>
               <w:rPr>
-                <w:rFonts w:ascii="Arial" w:hAnsi="Arial"/>
+                <w:rFonts w:ascii="Verdana" w:hAnsi="Verdana"/>
                 <w:b w:val="0"/>
                 <w:sz w:val="16"/>
               </w:rPr>
@@ -1811,7 +1828,7 @@
             <w:r/>
             <w:r>
               <w:rPr>
-                <w:rFonts w:ascii="Arial" w:hAnsi="Arial"/>
+                <w:rFonts w:ascii="Verdana" w:hAnsi="Verdana"/>
                 <w:b w:val="0"/>
                 <w:sz w:val="16"/>
               </w:rPr>
@@ -1827,7 +1844,7 @@
             <w:r/>
             <w:r>
               <w:rPr>
-                <w:rFonts w:ascii="Arial" w:hAnsi="Arial"/>
+                <w:rFonts w:ascii="Verdana" w:hAnsi="Verdana"/>
                 <w:b w:val="0"/>
                 <w:sz w:val="16"/>
               </w:rPr>
@@ -1843,7 +1860,7 @@
             <w:r/>
             <w:r>
               <w:rPr>
-                <w:rFonts w:ascii="Arial" w:hAnsi="Arial"/>
+                <w:rFonts w:ascii="Verdana" w:hAnsi="Verdana"/>
                 <w:b w:val="0"/>
                 <w:sz w:val="16"/>
               </w:rPr>

--- a/docx/ru/BUFRCREX_TableB_ru_27.docx
+++ b/docx/ru/BUFRCREX_TableB_ru_27.docx
@@ -239,7 +239,7 @@
                 <w:b w:val="0"/>
                 <w:sz w:val="16"/>
               </w:rPr>
-              <w:t>027001</w:t>
+              <w:t>0 27 001</w:t>
             </w:r>
           </w:p>
         </w:tc>
@@ -403,7 +403,7 @@
                 <w:b w:val="0"/>
                 <w:sz w:val="16"/>
               </w:rPr>
-              <w:t>027002</w:t>
+              <w:t>0 27 002</w:t>
             </w:r>
           </w:p>
         </w:tc>
@@ -567,7 +567,7 @@
                 <w:b w:val="0"/>
                 <w:sz w:val="16"/>
               </w:rPr>
-              <w:t>027003</w:t>
+              <w:t>0 27 003</w:t>
             </w:r>
           </w:p>
         </w:tc>
@@ -732,7 +732,7 @@
                 <w:b w:val="0"/>
                 <w:sz w:val="16"/>
               </w:rPr>
-              <w:t>027004</w:t>
+              <w:t>0 27 004</w:t>
             </w:r>
           </w:p>
         </w:tc>
@@ -897,7 +897,7 @@
                 <w:b w:val="0"/>
                 <w:sz w:val="16"/>
               </w:rPr>
-              <w:t>027010</w:t>
+              <w:t>0 27 010</w:t>
             </w:r>
           </w:p>
         </w:tc>
@@ -1061,7 +1061,7 @@
                 <w:b w:val="0"/>
                 <w:sz w:val="16"/>
               </w:rPr>
-              <w:t>027020</w:t>
+              <w:t>0 27 020</w:t>
             </w:r>
           </w:p>
         </w:tc>
@@ -1226,7 +1226,7 @@
                 <w:b w:val="0"/>
                 <w:sz w:val="16"/>
               </w:rPr>
-              <w:t>027021</w:t>
+              <w:t>0 27 021</w:t>
             </w:r>
           </w:p>
         </w:tc>
@@ -1391,7 +1391,7 @@
                 <w:b w:val="0"/>
                 <w:sz w:val="16"/>
               </w:rPr>
-              <w:t>027031</w:t>
+              <w:t>0 27 031</w:t>
             </w:r>
           </w:p>
         </w:tc>
@@ -1556,7 +1556,7 @@
                 <w:b w:val="0"/>
                 <w:sz w:val="16"/>
               </w:rPr>
-              <w:t>027079</w:t>
+              <w:t>0 27 079</w:t>
             </w:r>
           </w:p>
         </w:tc>
@@ -1720,7 +1720,7 @@
                 <w:b w:val="0"/>
                 <w:sz w:val="16"/>
               </w:rPr>
-              <w:t>027080</w:t>
+              <w:t>0 27 080</w:t>
             </w:r>
           </w:p>
         </w:tc>

--- a/docx/ru/BUFRCREX_TableB_ru_27.docx
+++ b/docx/ru/BUFRCREX_TableB_ru_27.docx
@@ -12,7 +12,367 @@
           <w:b/>
           <w:sz w:val="22"/>
         </w:rPr>
-        <w:t>Класс 27: Бескоординатное местоположение (горизонтальное — 1) в BUFR/CREX</w:t>
+        <w:t>Класс 27: Бескоординатное местоположение (горизонтальное — 1)</w:t>
+      </w:r>
+    </w:p>
+    <w:p>
+      <w:r>
+        <w:rPr>
+          <w:rFonts w:ascii="Verdana" w:hAnsi="Verdana"/>
+          <w:i/>
+          <w:sz w:val="14"/>
+        </w:rPr>
+        <w:t>Note 23: Значение осадков –0,1 кг·м-2 до масштабирования (–1 после масштабирования или в коде CREX) должно указывать на «следы» осадков (не поддающиеся измерению, менее 0,05 кг·м-2).</w:t>
+      </w:r>
+    </w:p>
+    <w:p>
+      <w:r>
+        <w:rPr>
+          <w:rFonts w:ascii="Verdana" w:hAnsi="Verdana"/>
+          <w:i/>
+          <w:sz w:val="14"/>
+        </w:rPr>
+        <w:t>Note 25: Ранее определенное значение может быть отменено путем передачи «отсутствующего значения» из соответствующей кодовой таблицы или таблицы флагов.</w:t>
+      </w:r>
+    </w:p>
+    <w:p>
+      <w:r>
+        <w:rPr>
+          <w:rFonts w:ascii="Verdana" w:hAnsi="Verdana"/>
+          <w:i/>
+          <w:sz w:val="14"/>
+        </w:rPr>
+        <w:t>Note 27: Все время дается во Всемирном скоординированном времени (ВСВ), если не предусмотрено иного.</w:t>
+      </w:r>
+    </w:p>
+    <w:p>
+      <w:r>
+        <w:rPr>
+          <w:rFonts w:ascii="Verdana" w:hAnsi="Verdana"/>
+          <w:i/>
+          <w:sz w:val="14"/>
+        </w:rPr>
+        <w:t>Note 32: Пеленг или азимут следует использовать только для установленного местоположения и не должен переопределять это местоположение.</w:t>
+      </w:r>
+    </w:p>
+    <w:p>
+      <w:r>
+        <w:rPr>
+          <w:rFonts w:ascii="Verdana" w:hAnsi="Verdana"/>
+          <w:i/>
+          <w:sz w:val="14"/>
+        </w:rPr>
+        <w:t>Note 62: Расстояние следует использовать только для установленного местоположения, а также пеленга, азимута или превышения; оно не должно переопределять это местоположение.</w:t>
+      </w:r>
+    </w:p>
+    <w:p>
+      <w:r>
+        <w:rPr>
+          <w:rFonts w:ascii="Verdana" w:hAnsi="Verdana"/>
+          <w:i/>
+          <w:sz w:val="14"/>
+        </w:rPr>
+        <w:t>Note 63: Приходящей радиации следует присваивать положительные значения.</w:t>
+      </w:r>
+    </w:p>
+    <w:p>
+      <w:r>
+        <w:rPr>
+          <w:rFonts w:ascii="Verdana" w:hAnsi="Verdana"/>
+          <w:i/>
+          <w:sz w:val="14"/>
+        </w:rPr>
+        <w:t>Note 64: Для компонент w, направленных вниз, следует выделять положительные значения с единицами измерения в Па·с-1.</w:t>
+      </w:r>
+    </w:p>
+    <w:p>
+      <w:r>
+        <w:rPr>
+          <w:rFonts w:ascii="Verdana" w:hAnsi="Verdana"/>
+          <w:i/>
+          <w:sz w:val="14"/>
+        </w:rPr>
+        <w:t>Note 66: Увеличение широты с востока на запад следует выражать отрицательным значением.</w:t>
+      </w:r>
+    </w:p>
+    <w:p>
+      <w:r>
+        <w:rPr>
+          <w:rFonts w:ascii="Verdana" w:hAnsi="Verdana"/>
+          <w:i/>
+          <w:sz w:val="14"/>
+        </w:rPr>
+        <w:t>Note 75: Для дескрипторов кода CREX F = B, а не 0.</w:t>
+      </w:r>
+    </w:p>
+    <w:p>
+      <w:r>
+        <w:rPr>
+          <w:rFonts w:ascii="Verdana" w:hAnsi="Verdana"/>
+          <w:i/>
+          <w:sz w:val="14"/>
+        </w:rPr>
+        <w:t>Note 92: Для однозначного различения случаев отсутствия данных и насыщенных пикселей, n-битовые данные об изображении следует кодировать, используя длину данных n+1. Когда такого дескриптора еще нет в классе 30, дескриптор оператора 2 01 YYY следует использовать для изменения длины данных существующей позиции, по мере необходимости.</w:t>
+      </w:r>
+    </w:p>
+    <w:p>
+      <w:r>
+        <w:rPr>
+          <w:rFonts w:ascii="Verdana" w:hAnsi="Verdana"/>
+          <w:i/>
+          <w:sz w:val="14"/>
+        </w:rPr>
+        <w:t>Note 105: Негативные временные периоды или отклонения следует использовать для указания временных периодов или отклонений, предшествующих определенному текущему времени.</w:t>
+      </w:r>
+    </w:p>
+    <w:p>
+      <w:r>
+        <w:rPr>
+          <w:rFonts w:ascii="Verdana" w:hAnsi="Verdana"/>
+          <w:i/>
+          <w:sz w:val="14"/>
+        </w:rPr>
+        <w:t>Note 110: Увеличение широты с севера на юг следует выражать отрицательными значениями.</w:t>
+      </w:r>
+    </w:p>
+    <w:p>
+      <w:r>
+        <w:rPr>
+          <w:rFonts w:ascii="Verdana" w:hAnsi="Verdana"/>
+          <w:i/>
+          <w:sz w:val="14"/>
+        </w:rPr>
+        <w:t>Note 115: Длина данных пикселя может быть изменена с помощью дескриптора 2 01 YYY.</w:t>
+      </w:r>
+    </w:p>
+    <w:p>
+      <w:r>
+        <w:rPr>
+          <w:rFonts w:ascii="Verdana" w:hAnsi="Verdana"/>
+          <w:i/>
+          <w:sz w:val="14"/>
+        </w:rPr>
+        <w:t>Note 121: Некоторые указания ожидаемой точности могут в неявной форме содержаться в ряде элементов данного класса.</w:t>
+      </w:r>
+    </w:p>
+    <w:p>
+      <w:r>
+        <w:rPr>
+          <w:rFonts w:ascii="Verdana" w:hAnsi="Verdana"/>
+          <w:i/>
+          <w:sz w:val="14"/>
+        </w:rPr>
+        <w:t>Note 122: Южную широту следует выражать отрицательными значениями.</w:t>
+      </w:r>
+    </w:p>
+    <w:p>
+      <w:r>
+        <w:rPr>
+          <w:rFonts w:ascii="Verdana" w:hAnsi="Verdana"/>
+          <w:i/>
+          <w:sz w:val="14"/>
+        </w:rPr>
+        <w:t>Note 123: Для компонент v, направленных с юга на север, следует выделять положительные значения.</w:t>
+      </w:r>
+    </w:p>
+    <w:p>
+      <w:r>
+        <w:rPr>
+          <w:rFonts w:ascii="Verdana" w:hAnsi="Verdana"/>
+          <w:i/>
+          <w:sz w:val="14"/>
+        </w:rPr>
+        <w:t>Note 126: Направление приземного ветра, измеренное на станции в пределах 1° от Северного полюса или в пределах 1° от Южного полюса, следует сообщать таким образом, чтобы азимутальный круг был выровнен с нулем прибора, соответствуя 0° по Гринвичскому меридиану.</w:t>
+      </w:r>
+    </w:p>
+    <w:p>
+      <w:r>
+        <w:rPr>
+          <w:rFonts w:ascii="Verdana" w:hAnsi="Verdana"/>
+          <w:i/>
+          <w:sz w:val="14"/>
+        </w:rPr>
+        <w:t>Note 140: Размер элемента изображения на горизонтали — 1 приводится в положении, где масштабный коэффициент карты равен единице.</w:t>
+      </w:r>
+    </w:p>
+    <w:p>
+      <w:r>
+        <w:rPr>
+          <w:rFonts w:ascii="Verdana" w:hAnsi="Verdana"/>
+          <w:i/>
+          <w:sz w:val="14"/>
+        </w:rPr>
+        <w:t>Note 141: Размер элемента изображения на горизонтали — 2 указывается в положении, где масштабный коэффициент карты равен единице.</w:t>
+      </w:r>
+    </w:p>
+    <w:p>
+      <w:r>
+        <w:rPr>
+          <w:rFonts w:ascii="Verdana" w:hAnsi="Verdana"/>
+          <w:i/>
+          <w:sz w:val="14"/>
+        </w:rPr>
+        <w:t>Note 145: Значение временных периодов или отклонений может быть указано с использованием значений времени в коде, соответствующем табличной ссылке 0 08 021.</w:t>
+      </w:r>
+    </w:p>
+    <w:p>
+      <w:r>
+        <w:rPr>
+          <w:rFonts w:ascii="Verdana" w:hAnsi="Verdana"/>
+          <w:i/>
+          <w:sz w:val="14"/>
+        </w:rPr>
+        <w:t>Note 149: При использовании с прогнозируемыми величинами временное местоположение должно указывать время исходного состояния или начала для прогностического периода; при использовании с множеством средних прогностических значений временное местоположение должно указывать исходное состояние или начало первого прогноза, по которому получены множественные средние.</w:t>
+      </w:r>
+    </w:p>
+    <w:p>
+      <w:r>
+        <w:rPr>
+          <w:rFonts w:ascii="Verdana" w:hAnsi="Verdana"/>
+          <w:i/>
+          <w:sz w:val="14"/>
+        </w:rPr>
+        <w:t>Note 155: В данный класс могут также войти элементы, относящиеся к процедурам наблюдений.</w:t>
+      </w:r>
+    </w:p>
+    <w:p>
+      <w:r>
+        <w:rPr>
+          <w:rFonts w:ascii="Verdana" w:hAnsi="Verdana"/>
+          <w:i/>
+          <w:sz w:val="14"/>
+        </w:rPr>
+        <w:t>Note 156: Данный класс должен содержать элементы описания приборов, используемых для получения сообщаемых метеорологических элементов.</w:t>
+      </w:r>
+    </w:p>
+    <w:p>
+      <w:r>
+        <w:rPr>
+          <w:rFonts w:ascii="Verdana" w:hAnsi="Verdana"/>
+          <w:i/>
+          <w:sz w:val="14"/>
+        </w:rPr>
+        <w:t>Note 158: Прежде чем использовать временные периоды или отклонения и временные инкременты, необходимо определить исходное временное местоположение, за которым, по мере необходимости, следует определение значимости времени.</w:t>
+      </w:r>
+    </w:p>
+    <w:p>
+      <w:r>
+        <w:rPr>
+          <w:rFonts w:ascii="Verdana" w:hAnsi="Verdana"/>
+          <w:i/>
+          <w:sz w:val="14"/>
+        </w:rPr>
+        <w:t>Note 160: Уходящей радиации следует присваивать отрицательные значения.</w:t>
+      </w:r>
+    </w:p>
+    <w:p>
+      <w:r>
+        <w:rPr>
+          <w:rFonts w:ascii="Verdana" w:hAnsi="Verdana"/>
+          <w:i/>
+          <w:sz w:val="14"/>
+        </w:rPr>
+        <w:t>Note 161: Для компонент w, направленных вверх, следует выделять положительные значения с единицами измерения в м·с-1.</w:t>
+      </w:r>
+    </w:p>
+    <w:p>
+      <w:r>
+        <w:rPr>
+          <w:rFonts w:ascii="Verdana" w:hAnsi="Verdana"/>
+          <w:i/>
+          <w:sz w:val="14"/>
+        </w:rPr>
+        <w:t>Note 162: Пригодные диапазоны, использованные выше: 1011–1019 Бк для выбросов; 10-2–107 Бк и 10-2–107 мЗв для концентраций и доз.</w:t>
+      </w:r>
+    </w:p>
+    <w:p>
+      <w:r>
+        <w:rPr>
+          <w:rFonts w:ascii="Verdana" w:hAnsi="Verdana"/>
+          <w:i/>
+          <w:sz w:val="14"/>
+        </w:rPr>
+        <w:t>Note 163: Величины широты и приращений широты ограничены диапазоном от –90 до +90 градусов.</w:t>
+      </w:r>
+    </w:p>
+    <w:p>
+      <w:r>
+        <w:rPr>
+          <w:rFonts w:ascii="Verdana" w:hAnsi="Verdana"/>
+          <w:i/>
+          <w:sz w:val="14"/>
+        </w:rPr>
+        <w:t>Note 164: Величины долготы ограничены диапазоном от –180 до +180 градусов.</w:t>
+      </w:r>
+    </w:p>
+    <w:p>
+      <w:r>
+        <w:rPr>
+          <w:rFonts w:ascii="Verdana" w:hAnsi="Verdana"/>
+          <w:i/>
+          <w:sz w:val="14"/>
+        </w:rPr>
+        <w:t>Note 165: Вертикальные элементы и давление следует использовать для определения значений этих элементов независимо от элемента или переменной, означающей вертикальную координату.</w:t>
+      </w:r>
+    </w:p>
+    <w:p>
+      <w:r>
+        <w:rPr>
+          <w:rFonts w:ascii="Verdana" w:hAnsi="Verdana"/>
+          <w:i/>
+          <w:sz w:val="14"/>
+        </w:rPr>
+        <w:t>Note 166: Западная долгота выражается отрицательными величинами.</w:t>
+      </w:r>
+    </w:p>
+    <w:p>
+      <w:r>
+        <w:rPr>
+          <w:rFonts w:ascii="Verdana" w:hAnsi="Verdana"/>
+          <w:i/>
+          <w:sz w:val="14"/>
+        </w:rPr>
+        <w:t>Note 167: Для компонент u, направленных с запада на восток, следует выделять положительные значения.</w:t>
+      </w:r>
+    </w:p>
+    <w:p>
+      <w:r>
+        <w:rPr>
+          <w:rFonts w:ascii="Verdana" w:hAnsi="Verdana"/>
+          <w:i/>
+          <w:sz w:val="14"/>
+        </w:rPr>
+        <w:t>Note 176: Там, где в колонку «НАЗВАНИЕ ЭЛЕМЕНТА» вводится выражение «на указанной высоте и за указанный период», соответствующее вертикальное местоположение должно быть определено с использованием дескрипторов из класса 07 совместно с соответствующим периодом с использованием дескрипторов из класса 04.</w:t>
+      </w:r>
+    </w:p>
+    <w:p>
+      <w:r>
+        <w:rPr>
+          <w:rFonts w:ascii="Verdana" w:hAnsi="Verdana"/>
+          <w:i/>
+          <w:sz w:val="14"/>
+        </w:rPr>
+        <w:t>Note 178: Там, где величины суммируются или усредняются (например, за временной период), общее число значений, из которых получается сумма или среднее значение, может быть представлено с использованием ссылки 0 08 022.</w:t>
+      </w:r>
+    </w:p>
+    <w:p>
+      <w:r>
+        <w:rPr>
+          <w:rFonts w:ascii="Verdana" w:hAnsi="Verdana"/>
+          <w:i/>
+          <w:sz w:val="14"/>
+        </w:rPr>
+        <w:t>Note 179: Стандарты ветровых данных: Скорость Направление; Наблюдение отсутствует Отсутствует Отсутствует; Штиль 0 0; Обычное наблюдение &gt;0 1°–360°; Только скорость &gt;0 Отсутствует; Только направление Отсутствует 1°–360°; «Слабый и переменный» &gt;0 0</w:t>
+      </w:r>
+    </w:p>
+    <w:p>
+      <w:r>
+        <w:rPr>
+          <w:rFonts w:ascii="Verdana" w:hAnsi="Verdana"/>
+          <w:i/>
+          <w:sz w:val="14"/>
+        </w:rPr>
+        <w:t>Note 180: Стандарты сообщения о ветровых волнах и волнении: Наблюдения Скорость Направление; Нет наблюдений Отсутствует Отсутствует; Штиль 0 0; Обычное наблюдение &gt;0 1–360; Только скорость &gt;0 Отсутствует; Только направление Отсутствует 1–360; «Легкий и переменный» &gt;0 0</w:t>
       </w:r>
     </w:p>
     <w:tbl>
@@ -58,6 +418,9 @@
             <w:shd w:val="clear" w:color="auto" w:fill="D9D9D9"/>
           </w:tcPr>
           <w:p>
+            <w:pPr>
+              <w:spacing w:before="20" w:after="20"/>
+            </w:pPr>
             <w:r/>
             <w:r>
               <w:rPr>
@@ -75,6 +438,9 @@
             <w:shd w:val="clear" w:color="auto" w:fill="D9D9D9"/>
           </w:tcPr>
           <w:p>
+            <w:pPr>
+              <w:spacing w:before="20" w:after="20"/>
+            </w:pPr>
             <w:r/>
             <w:r>
               <w:rPr>
@@ -92,6 +458,9 @@
             <w:shd w:val="clear" w:color="auto" w:fill="D9D9D9"/>
           </w:tcPr>
           <w:p>
+            <w:pPr>
+              <w:spacing w:before="20" w:after="20"/>
+            </w:pPr>
             <w:r/>
             <w:r>
               <w:rPr>
@@ -109,6 +478,9 @@
             <w:shd w:val="clear" w:color="auto" w:fill="D9D9D9"/>
           </w:tcPr>
           <w:p>
+            <w:pPr>
+              <w:spacing w:before="20" w:after="20"/>
+            </w:pPr>
             <w:r/>
             <w:r>
               <w:rPr>
@@ -126,6 +498,9 @@
             <w:shd w:val="clear" w:color="auto" w:fill="D9D9D9"/>
           </w:tcPr>
           <w:p>
+            <w:pPr>
+              <w:spacing w:before="20" w:after="20"/>
+            </w:pPr>
             <w:r/>
             <w:r>
               <w:rPr>
@@ -143,6 +518,9 @@
             <w:shd w:val="clear" w:color="auto" w:fill="D9D9D9"/>
           </w:tcPr>
           <w:p>
+            <w:pPr>
+              <w:spacing w:before="20" w:after="20"/>
+            </w:pPr>
             <w:r/>
             <w:r>
               <w:rPr>
@@ -160,6 +538,9 @@
             <w:shd w:val="clear" w:color="auto" w:fill="D9D9D9"/>
           </w:tcPr>
           <w:p>
+            <w:pPr>
+              <w:spacing w:before="20" w:after="20"/>
+            </w:pPr>
             <w:r/>
             <w:r>
               <w:rPr>
@@ -177,6 +558,9 @@
             <w:shd w:val="clear" w:color="auto" w:fill="D9D9D9"/>
           </w:tcPr>
           <w:p>
+            <w:pPr>
+              <w:spacing w:before="20" w:after="20"/>
+            </w:pPr>
             <w:r/>
             <w:r>
               <w:rPr>
@@ -194,6 +578,9 @@
             <w:shd w:val="clear" w:color="auto" w:fill="D9D9D9"/>
           </w:tcPr>
           <w:p>
+            <w:pPr>
+              <w:spacing w:before="20" w:after="20"/>
+            </w:pPr>
             <w:r/>
             <w:r>
               <w:rPr>
@@ -211,6 +598,9 @@
             <w:shd w:val="clear" w:color="auto" w:fill="D9D9D9"/>
           </w:tcPr>
           <w:p>
+            <w:pPr>
+              <w:spacing w:before="20" w:after="20"/>
+            </w:pPr>
             <w:r/>
             <w:r>
               <w:rPr>
@@ -232,6 +622,9 @@
             <w:tcW w:type="dxa" w:w="1514"/>
           </w:tcPr>
           <w:p>
+            <w:pPr>
+              <w:spacing w:before="20" w:after="20"/>
+            </w:pPr>
             <w:r/>
             <w:r>
               <w:rPr>
@@ -248,6 +641,9 @@
             <w:tcW w:type="dxa" w:w="1514"/>
           </w:tcPr>
           <w:p>
+            <w:pPr>
+              <w:spacing w:before="20" w:after="20"/>
+            </w:pPr>
             <w:r/>
             <w:r>
               <w:rPr>
@@ -264,11 +660,13 @@
             <w:tcW w:type="dxa" w:w="1514"/>
           </w:tcPr>
           <w:p>
+            <w:pPr>
+              <w:spacing w:before="20" w:after="20"/>
+            </w:pPr>
             <w:r/>
             <w:r>
               <w:rPr>
                 <w:rFonts w:ascii="Verdana" w:hAnsi="Verdana"/>
-                <w:b w:val="0"/>
                 <w:sz w:val="16"/>
               </w:rPr>
               <w:t>deg</w:t>
@@ -280,6 +678,9 @@
             <w:tcW w:type="dxa" w:w="1514"/>
           </w:tcPr>
           <w:p>
+            <w:pPr>
+              <w:spacing w:before="20" w:after="20"/>
+            </w:pPr>
             <w:r/>
             <w:r>
               <w:rPr>
@@ -296,6 +697,9 @@
             <w:tcW w:type="dxa" w:w="1514"/>
           </w:tcPr>
           <w:p>
+            <w:pPr>
+              <w:spacing w:before="20" w:after="20"/>
+            </w:pPr>
             <w:r/>
             <w:r>
               <w:rPr>
@@ -312,6 +716,9 @@
             <w:tcW w:type="dxa" w:w="1514"/>
           </w:tcPr>
           <w:p>
+            <w:pPr>
+              <w:spacing w:before="20" w:after="20"/>
+            </w:pPr>
             <w:r/>
             <w:r>
               <w:rPr>
@@ -328,11 +735,13 @@
             <w:tcW w:type="dxa" w:w="1514"/>
           </w:tcPr>
           <w:p>
+            <w:pPr>
+              <w:spacing w:before="20" w:after="20"/>
+            </w:pPr>
             <w:r/>
             <w:r>
               <w:rPr>
                 <w:rFonts w:ascii="Verdana" w:hAnsi="Verdana"/>
-                <w:b w:val="0"/>
                 <w:sz w:val="16"/>
               </w:rPr>
               <w:t>deg</w:t>
@@ -344,6 +753,9 @@
             <w:tcW w:type="dxa" w:w="1514"/>
           </w:tcPr>
           <w:p>
+            <w:pPr>
+              <w:spacing w:before="20" w:after="20"/>
+            </w:pPr>
             <w:r/>
             <w:r>
               <w:rPr>
@@ -360,6 +772,9 @@
             <w:tcW w:type="dxa" w:w="1514"/>
           </w:tcPr>
           <w:p>
+            <w:pPr>
+              <w:spacing w:before="20" w:after="20"/>
+            </w:pPr>
             <w:r/>
             <w:r>
               <w:rPr>
@@ -376,6 +791,9 @@
             <w:tcW w:type="dxa" w:w="1514"/>
           </w:tcPr>
           <w:p>
+            <w:pPr>
+              <w:spacing w:before="20" w:after="20"/>
+            </w:pPr>
             <w:r/>
             <w:r>
               <w:rPr>
@@ -396,6 +814,9 @@
             <w:tcW w:type="dxa" w:w="1514"/>
           </w:tcPr>
           <w:p>
+            <w:pPr>
+              <w:spacing w:before="20" w:after="20"/>
+            </w:pPr>
             <w:r/>
             <w:r>
               <w:rPr>
@@ -412,6 +833,9 @@
             <w:tcW w:type="dxa" w:w="1514"/>
           </w:tcPr>
           <w:p>
+            <w:pPr>
+              <w:spacing w:before="20" w:after="20"/>
+            </w:pPr>
             <w:r/>
             <w:r>
               <w:rPr>
@@ -428,11 +852,13 @@
             <w:tcW w:type="dxa" w:w="1514"/>
           </w:tcPr>
           <w:p>
+            <w:pPr>
+              <w:spacing w:before="20" w:after="20"/>
+            </w:pPr>
             <w:r/>
             <w:r>
               <w:rPr>
                 <w:rFonts w:ascii="Verdana" w:hAnsi="Verdana"/>
-                <w:b w:val="0"/>
                 <w:sz w:val="16"/>
               </w:rPr>
               <w:t>deg</w:t>
@@ -444,6 +870,9 @@
             <w:tcW w:type="dxa" w:w="1514"/>
           </w:tcPr>
           <w:p>
+            <w:pPr>
+              <w:spacing w:before="20" w:after="20"/>
+            </w:pPr>
             <w:r/>
             <w:r>
               <w:rPr>
@@ -460,6 +889,9 @@
             <w:tcW w:type="dxa" w:w="1514"/>
           </w:tcPr>
           <w:p>
+            <w:pPr>
+              <w:spacing w:before="20" w:after="20"/>
+            </w:pPr>
             <w:r/>
             <w:r>
               <w:rPr>
@@ -476,6 +908,9 @@
             <w:tcW w:type="dxa" w:w="1514"/>
           </w:tcPr>
           <w:p>
+            <w:pPr>
+              <w:spacing w:before="20" w:after="20"/>
+            </w:pPr>
             <w:r/>
             <w:r>
               <w:rPr>
@@ -492,11 +927,13 @@
             <w:tcW w:type="dxa" w:w="1514"/>
           </w:tcPr>
           <w:p>
+            <w:pPr>
+              <w:spacing w:before="20" w:after="20"/>
+            </w:pPr>
             <w:r/>
             <w:r>
               <w:rPr>
                 <w:rFonts w:ascii="Verdana" w:hAnsi="Verdana"/>
-                <w:b w:val="0"/>
                 <w:sz w:val="16"/>
               </w:rPr>
               <w:t>deg</w:t>
@@ -508,6 +945,9 @@
             <w:tcW w:type="dxa" w:w="1514"/>
           </w:tcPr>
           <w:p>
+            <w:pPr>
+              <w:spacing w:before="20" w:after="20"/>
+            </w:pPr>
             <w:r/>
             <w:r>
               <w:rPr>
@@ -524,6 +964,9 @@
             <w:tcW w:type="dxa" w:w="1514"/>
           </w:tcPr>
           <w:p>
+            <w:pPr>
+              <w:spacing w:before="20" w:after="20"/>
+            </w:pPr>
             <w:r/>
             <w:r>
               <w:rPr>
@@ -540,6 +983,9 @@
             <w:tcW w:type="dxa" w:w="1514"/>
           </w:tcPr>
           <w:p>
+            <w:pPr>
+              <w:spacing w:before="20" w:after="20"/>
+            </w:pPr>
             <w:r/>
             <w:r>
               <w:rPr>
@@ -560,6 +1006,9 @@
             <w:tcW w:type="dxa" w:w="1514"/>
           </w:tcPr>
           <w:p>
+            <w:pPr>
+              <w:spacing w:before="20" w:after="20"/>
+            </w:pPr>
             <w:r/>
             <w:r>
               <w:rPr>
@@ -576,6 +1025,9 @@
             <w:tcW w:type="dxa" w:w="1514"/>
           </w:tcPr>
           <w:p>
+            <w:pPr>
+              <w:spacing w:before="20" w:after="20"/>
+            </w:pPr>
             <w:r/>
             <w:r>
               <w:rPr>
@@ -592,11 +1044,13 @@
             <w:tcW w:type="dxa" w:w="1514"/>
           </w:tcPr>
           <w:p>
+            <w:pPr>
+              <w:spacing w:before="20" w:after="20"/>
+            </w:pPr>
             <w:r/>
             <w:r>
               <w:rPr>
                 <w:rFonts w:ascii="Verdana" w:hAnsi="Verdana"/>
-                <w:b w:val="0"/>
                 <w:sz w:val="16"/>
               </w:rPr>
               <w:t>deg</w:t>
@@ -608,6 +1062,9 @@
             <w:tcW w:type="dxa" w:w="1514"/>
           </w:tcPr>
           <w:p>
+            <w:pPr>
+              <w:spacing w:before="20" w:after="20"/>
+            </w:pPr>
             <w:r/>
             <w:r>
               <w:rPr>
@@ -624,6 +1081,9 @@
             <w:tcW w:type="dxa" w:w="1514"/>
           </w:tcPr>
           <w:p>
+            <w:pPr>
+              <w:spacing w:before="20" w:after="20"/>
+            </w:pPr>
             <w:r/>
             <w:r>
               <w:rPr>
@@ -640,6 +1100,9 @@
             <w:tcW w:type="dxa" w:w="1514"/>
           </w:tcPr>
           <w:p>
+            <w:pPr>
+              <w:spacing w:before="20" w:after="20"/>
+            </w:pPr>
             <w:r/>
             <w:r>
               <w:rPr>
@@ -656,11 +1119,13 @@
             <w:tcW w:type="dxa" w:w="1514"/>
           </w:tcPr>
           <w:p>
+            <w:pPr>
+              <w:spacing w:before="20" w:after="20"/>
+            </w:pPr>
             <w:r/>
             <w:r>
               <w:rPr>
                 <w:rFonts w:ascii="Verdana" w:hAnsi="Verdana"/>
-                <w:b w:val="0"/>
                 <w:sz w:val="16"/>
               </w:rPr>
               <w:t>deg</w:t>
@@ -672,6 +1137,9 @@
             <w:tcW w:type="dxa" w:w="1514"/>
           </w:tcPr>
           <w:p>
+            <w:pPr>
+              <w:spacing w:before="20" w:after="20"/>
+            </w:pPr>
             <w:r/>
             <w:r>
               <w:rPr>
@@ -688,6 +1156,9 @@
             <w:tcW w:type="dxa" w:w="1514"/>
           </w:tcPr>
           <w:p>
+            <w:pPr>
+              <w:spacing w:before="20" w:after="20"/>
+            </w:pPr>
             <w:r/>
             <w:r>
               <w:rPr>
@@ -704,6 +1175,9 @@
             <w:tcW w:type="dxa" w:w="1514"/>
           </w:tcPr>
           <w:p>
+            <w:pPr>
+              <w:spacing w:before="20" w:after="20"/>
+            </w:pPr>
             <w:r/>
             <w:r>
               <w:rPr>
@@ -725,6 +1199,9 @@
             <w:tcW w:type="dxa" w:w="1514"/>
           </w:tcPr>
           <w:p>
+            <w:pPr>
+              <w:spacing w:before="20" w:after="20"/>
+            </w:pPr>
             <w:r/>
             <w:r>
               <w:rPr>
@@ -741,6 +1218,9 @@
             <w:tcW w:type="dxa" w:w="1514"/>
           </w:tcPr>
           <w:p>
+            <w:pPr>
+              <w:spacing w:before="20" w:after="20"/>
+            </w:pPr>
             <w:r/>
             <w:r>
               <w:rPr>
@@ -757,11 +1237,13 @@
             <w:tcW w:type="dxa" w:w="1514"/>
           </w:tcPr>
           <w:p>
+            <w:pPr>
+              <w:spacing w:before="20" w:after="20"/>
+            </w:pPr>
             <w:r/>
             <w:r>
               <w:rPr>
                 <w:rFonts w:ascii="Verdana" w:hAnsi="Verdana"/>
-                <w:b w:val="0"/>
                 <w:sz w:val="16"/>
               </w:rPr>
               <w:t>deg</w:t>
@@ -773,6 +1255,9 @@
             <w:tcW w:type="dxa" w:w="1514"/>
           </w:tcPr>
           <w:p>
+            <w:pPr>
+              <w:spacing w:before="20" w:after="20"/>
+            </w:pPr>
             <w:r/>
             <w:r>
               <w:rPr>
@@ -789,6 +1274,9 @@
             <w:tcW w:type="dxa" w:w="1514"/>
           </w:tcPr>
           <w:p>
+            <w:pPr>
+              <w:spacing w:before="20" w:after="20"/>
+            </w:pPr>
             <w:r/>
             <w:r>
               <w:rPr>
@@ -805,6 +1293,9 @@
             <w:tcW w:type="dxa" w:w="1514"/>
           </w:tcPr>
           <w:p>
+            <w:pPr>
+              <w:spacing w:before="20" w:after="20"/>
+            </w:pPr>
             <w:r/>
             <w:r>
               <w:rPr>
@@ -821,11 +1312,13 @@
             <w:tcW w:type="dxa" w:w="1514"/>
           </w:tcPr>
           <w:p>
+            <w:pPr>
+              <w:spacing w:before="20" w:after="20"/>
+            </w:pPr>
             <w:r/>
             <w:r>
               <w:rPr>
                 <w:rFonts w:ascii="Verdana" w:hAnsi="Verdana"/>
-                <w:b w:val="0"/>
                 <w:sz w:val="16"/>
               </w:rPr>
               <w:t>deg</w:t>
@@ -837,6 +1330,9 @@
             <w:tcW w:type="dxa" w:w="1514"/>
           </w:tcPr>
           <w:p>
+            <w:pPr>
+              <w:spacing w:before="20" w:after="20"/>
+            </w:pPr>
             <w:r/>
             <w:r>
               <w:rPr>
@@ -853,6 +1349,9 @@
             <w:tcW w:type="dxa" w:w="1514"/>
           </w:tcPr>
           <w:p>
+            <w:pPr>
+              <w:spacing w:before="20" w:after="20"/>
+            </w:pPr>
             <w:r/>
             <w:r>
               <w:rPr>
@@ -869,6 +1368,9 @@
             <w:tcW w:type="dxa" w:w="1514"/>
           </w:tcPr>
           <w:p>
+            <w:pPr>
+              <w:spacing w:before="20" w:after="20"/>
+            </w:pPr>
             <w:r/>
             <w:r>
               <w:rPr>
@@ -890,6 +1392,9 @@
             <w:tcW w:type="dxa" w:w="1514"/>
           </w:tcPr>
           <w:p>
+            <w:pPr>
+              <w:spacing w:before="20" w:after="20"/>
+            </w:pPr>
             <w:r/>
             <w:r>
               <w:rPr>
@@ -906,6 +1411,9 @@
             <w:tcW w:type="dxa" w:w="1514"/>
           </w:tcPr>
           <w:p>
+            <w:pPr>
+              <w:spacing w:before="20" w:after="20"/>
+            </w:pPr>
             <w:r/>
             <w:r>
               <w:rPr>
@@ -922,11 +1430,13 @@
             <w:tcW w:type="dxa" w:w="1514"/>
           </w:tcPr>
           <w:p>
+            <w:pPr>
+              <w:spacing w:before="20" w:after="20"/>
+            </w:pPr>
             <w:r/>
             <w:r>
               <w:rPr>
                 <w:rFonts w:ascii="Verdana" w:hAnsi="Verdana"/>
-                <w:b w:val="0"/>
                 <w:sz w:val="16"/>
               </w:rPr>
               <w:t>m</w:t>
@@ -938,6 +1448,9 @@
             <w:tcW w:type="dxa" w:w="1514"/>
           </w:tcPr>
           <w:p>
+            <w:pPr>
+              <w:spacing w:before="20" w:after="20"/>
+            </w:pPr>
             <w:r/>
             <w:r>
               <w:rPr>
@@ -954,6 +1467,9 @@
             <w:tcW w:type="dxa" w:w="1514"/>
           </w:tcPr>
           <w:p>
+            <w:pPr>
+              <w:spacing w:before="20" w:after="20"/>
+            </w:pPr>
             <w:r/>
             <w:r>
               <w:rPr>
@@ -970,6 +1486,9 @@
             <w:tcW w:type="dxa" w:w="1514"/>
           </w:tcPr>
           <w:p>
+            <w:pPr>
+              <w:spacing w:before="20" w:after="20"/>
+            </w:pPr>
             <w:r/>
             <w:r>
               <w:rPr>
@@ -986,11 +1505,13 @@
             <w:tcW w:type="dxa" w:w="1514"/>
           </w:tcPr>
           <w:p>
+            <w:pPr>
+              <w:spacing w:before="20" w:after="20"/>
+            </w:pPr>
             <w:r/>
             <w:r>
               <w:rPr>
                 <w:rFonts w:ascii="Verdana" w:hAnsi="Verdana"/>
-                <w:b w:val="0"/>
                 <w:sz w:val="16"/>
               </w:rPr>
               <w:t>m</w:t>
@@ -1002,6 +1523,9 @@
             <w:tcW w:type="dxa" w:w="1514"/>
           </w:tcPr>
           <w:p>
+            <w:pPr>
+              <w:spacing w:before="20" w:after="20"/>
+            </w:pPr>
             <w:r/>
             <w:r>
               <w:rPr>
@@ -1018,6 +1542,9 @@
             <w:tcW w:type="dxa" w:w="1514"/>
           </w:tcPr>
           <w:p>
+            <w:pPr>
+              <w:spacing w:before="20" w:after="20"/>
+            </w:pPr>
             <w:r/>
             <w:r>
               <w:rPr>
@@ -1034,6 +1561,9 @@
             <w:tcW w:type="dxa" w:w="1514"/>
           </w:tcPr>
           <w:p>
+            <w:pPr>
+              <w:spacing w:before="20" w:after="20"/>
+            </w:pPr>
             <w:r/>
             <w:r>
               <w:rPr>
@@ -1054,6 +1584,9 @@
             <w:tcW w:type="dxa" w:w="1514"/>
           </w:tcPr>
           <w:p>
+            <w:pPr>
+              <w:spacing w:before="20" w:after="20"/>
+            </w:pPr>
             <w:r/>
             <w:r>
               <w:rPr>
@@ -1070,6 +1603,9 @@
             <w:tcW w:type="dxa" w:w="1514"/>
           </w:tcPr>
           <w:p>
+            <w:pPr>
+              <w:spacing w:before="20" w:after="20"/>
+            </w:pPr>
             <w:r/>
             <w:r>
               <w:rPr>
@@ -1086,11 +1622,13 @@
             <w:tcW w:type="dxa" w:w="1514"/>
           </w:tcPr>
           <w:p>
+            <w:pPr>
+              <w:spacing w:before="20" w:after="20"/>
+            </w:pPr>
             <w:r/>
             <w:r>
               <w:rPr>
                 <w:rFonts w:ascii="Verdana" w:hAnsi="Verdana"/>
-                <w:b w:val="0"/>
                 <w:sz w:val="16"/>
               </w:rPr>
               <w:t>Числовой</w:t>
@@ -1102,6 +1640,9 @@
             <w:tcW w:type="dxa" w:w="1514"/>
           </w:tcPr>
           <w:p>
+            <w:pPr>
+              <w:spacing w:before="20" w:after="20"/>
+            </w:pPr>
             <w:r/>
             <w:r>
               <w:rPr>
@@ -1118,6 +1659,9 @@
             <w:tcW w:type="dxa" w:w="1514"/>
           </w:tcPr>
           <w:p>
+            <w:pPr>
+              <w:spacing w:before="20" w:after="20"/>
+            </w:pPr>
             <w:r/>
             <w:r>
               <w:rPr>
@@ -1134,6 +1678,9 @@
             <w:tcW w:type="dxa" w:w="1514"/>
           </w:tcPr>
           <w:p>
+            <w:pPr>
+              <w:spacing w:before="20" w:after="20"/>
+            </w:pPr>
             <w:r/>
             <w:r>
               <w:rPr>
@@ -1150,11 +1697,13 @@
             <w:tcW w:type="dxa" w:w="1514"/>
           </w:tcPr>
           <w:p>
+            <w:pPr>
+              <w:spacing w:before="20" w:after="20"/>
+            </w:pPr>
             <w:r/>
             <w:r>
               <w:rPr>
                 <w:rFonts w:ascii="Verdana" w:hAnsi="Verdana"/>
-                <w:b w:val="0"/>
                 <w:sz w:val="16"/>
               </w:rPr>
               <w:t>Числовой</w:t>
@@ -1166,6 +1715,9 @@
             <w:tcW w:type="dxa" w:w="1514"/>
           </w:tcPr>
           <w:p>
+            <w:pPr>
+              <w:spacing w:before="20" w:after="20"/>
+            </w:pPr>
             <w:r/>
             <w:r>
               <w:rPr>
@@ -1182,6 +1734,9 @@
             <w:tcW w:type="dxa" w:w="1514"/>
           </w:tcPr>
           <w:p>
+            <w:pPr>
+              <w:spacing w:before="20" w:after="20"/>
+            </w:pPr>
             <w:r/>
             <w:r>
               <w:rPr>
@@ -1198,6 +1753,9 @@
             <w:tcW w:type="dxa" w:w="1514"/>
           </w:tcPr>
           <w:p>
+            <w:pPr>
+              <w:spacing w:before="20" w:after="20"/>
+            </w:pPr>
             <w:r/>
             <w:r>
               <w:rPr>
@@ -1219,6 +1777,9 @@
             <w:tcW w:type="dxa" w:w="1514"/>
           </w:tcPr>
           <w:p>
+            <w:pPr>
+              <w:spacing w:before="20" w:after="20"/>
+            </w:pPr>
             <w:r/>
             <w:r>
               <w:rPr>
@@ -1235,6 +1796,9 @@
             <w:tcW w:type="dxa" w:w="1514"/>
           </w:tcPr>
           <w:p>
+            <w:pPr>
+              <w:spacing w:before="20" w:after="20"/>
+            </w:pPr>
             <w:r/>
             <w:r>
               <w:rPr>
@@ -1251,11 +1815,13 @@
             <w:tcW w:type="dxa" w:w="1514"/>
           </w:tcPr>
           <w:p>
+            <w:pPr>
+              <w:spacing w:before="20" w:after="20"/>
+            </w:pPr>
             <w:r/>
             <w:r>
               <w:rPr>
                 <w:rFonts w:ascii="Verdana" w:hAnsi="Verdana"/>
-                <w:b w:val="0"/>
                 <w:sz w:val="16"/>
               </w:rPr>
               <w:t>Числовой</w:t>
@@ -1267,6 +1833,9 @@
             <w:tcW w:type="dxa" w:w="1514"/>
           </w:tcPr>
           <w:p>
+            <w:pPr>
+              <w:spacing w:before="20" w:after="20"/>
+            </w:pPr>
             <w:r/>
             <w:r>
               <w:rPr>
@@ -1283,6 +1852,9 @@
             <w:tcW w:type="dxa" w:w="1514"/>
           </w:tcPr>
           <w:p>
+            <w:pPr>
+              <w:spacing w:before="20" w:after="20"/>
+            </w:pPr>
             <w:r/>
             <w:r>
               <w:rPr>
@@ -1299,6 +1871,9 @@
             <w:tcW w:type="dxa" w:w="1514"/>
           </w:tcPr>
           <w:p>
+            <w:pPr>
+              <w:spacing w:before="20" w:after="20"/>
+            </w:pPr>
             <w:r/>
             <w:r>
               <w:rPr>
@@ -1315,11 +1890,13 @@
             <w:tcW w:type="dxa" w:w="1514"/>
           </w:tcPr>
           <w:p>
+            <w:pPr>
+              <w:spacing w:before="20" w:after="20"/>
+            </w:pPr>
             <w:r/>
             <w:r>
               <w:rPr>
                 <w:rFonts w:ascii="Verdana" w:hAnsi="Verdana"/>
-                <w:b w:val="0"/>
                 <w:sz w:val="16"/>
               </w:rPr>
               <w:t>Числовой</w:t>
@@ -1331,6 +1908,9 @@
             <w:tcW w:type="dxa" w:w="1514"/>
           </w:tcPr>
           <w:p>
+            <w:pPr>
+              <w:spacing w:before="20" w:after="20"/>
+            </w:pPr>
             <w:r/>
             <w:r>
               <w:rPr>
@@ -1347,6 +1927,9 @@
             <w:tcW w:type="dxa" w:w="1514"/>
           </w:tcPr>
           <w:p>
+            <w:pPr>
+              <w:spacing w:before="20" w:after="20"/>
+            </w:pPr>
             <w:r/>
             <w:r>
               <w:rPr>
@@ -1363,6 +1946,9 @@
             <w:tcW w:type="dxa" w:w="1514"/>
           </w:tcPr>
           <w:p>
+            <w:pPr>
+              <w:spacing w:before="20" w:after="20"/>
+            </w:pPr>
             <w:r/>
             <w:r>
               <w:rPr>
@@ -1384,6 +1970,9 @@
             <w:tcW w:type="dxa" w:w="1514"/>
           </w:tcPr>
           <w:p>
+            <w:pPr>
+              <w:spacing w:before="20" w:after="20"/>
+            </w:pPr>
             <w:r/>
             <w:r>
               <w:rPr>
@@ -1400,6 +1989,9 @@
             <w:tcW w:type="dxa" w:w="1514"/>
           </w:tcPr>
           <w:p>
+            <w:pPr>
+              <w:spacing w:before="20" w:after="20"/>
+            </w:pPr>
             <w:r/>
             <w:r>
               <w:rPr>
@@ -1416,11 +2008,13 @@
             <w:tcW w:type="dxa" w:w="1514"/>
           </w:tcPr>
           <w:p>
+            <w:pPr>
+              <w:spacing w:before="20" w:after="20"/>
+            </w:pPr>
             <w:r/>
             <w:r>
               <w:rPr>
                 <w:rFonts w:ascii="Verdana" w:hAnsi="Verdana"/>
-                <w:b w:val="0"/>
                 <w:sz w:val="16"/>
               </w:rPr>
               <w:t>m</w:t>
@@ -1432,6 +2026,9 @@
             <w:tcW w:type="dxa" w:w="1514"/>
           </w:tcPr>
           <w:p>
+            <w:pPr>
+              <w:spacing w:before="20" w:after="20"/>
+            </w:pPr>
             <w:r/>
             <w:r>
               <w:rPr>
@@ -1448,6 +2045,9 @@
             <w:tcW w:type="dxa" w:w="1514"/>
           </w:tcPr>
           <w:p>
+            <w:pPr>
+              <w:spacing w:before="20" w:after="20"/>
+            </w:pPr>
             <w:r/>
             <w:r>
               <w:rPr>
@@ -1464,6 +2064,9 @@
             <w:tcW w:type="dxa" w:w="1514"/>
           </w:tcPr>
           <w:p>
+            <w:pPr>
+              <w:spacing w:before="20" w:after="20"/>
+            </w:pPr>
             <w:r/>
             <w:r>
               <w:rPr>
@@ -1480,11 +2083,13 @@
             <w:tcW w:type="dxa" w:w="1514"/>
           </w:tcPr>
           <w:p>
+            <w:pPr>
+              <w:spacing w:before="20" w:after="20"/>
+            </w:pPr>
             <w:r/>
             <w:r>
               <w:rPr>
                 <w:rFonts w:ascii="Verdana" w:hAnsi="Verdana"/>
-                <w:b w:val="0"/>
                 <w:sz w:val="16"/>
               </w:rPr>
               <w:t>m</w:t>
@@ -1496,6 +2101,9 @@
             <w:tcW w:type="dxa" w:w="1514"/>
           </w:tcPr>
           <w:p>
+            <w:pPr>
+              <w:spacing w:before="20" w:after="20"/>
+            </w:pPr>
             <w:r/>
             <w:r>
               <w:rPr>
@@ -1512,6 +2120,9 @@
             <w:tcW w:type="dxa" w:w="1514"/>
           </w:tcPr>
           <w:p>
+            <w:pPr>
+              <w:spacing w:before="20" w:after="20"/>
+            </w:pPr>
             <w:r/>
             <w:r>
               <w:rPr>
@@ -1528,6 +2139,9 @@
             <w:tcW w:type="dxa" w:w="1514"/>
           </w:tcPr>
           <w:p>
+            <w:pPr>
+              <w:spacing w:before="20" w:after="20"/>
+            </w:pPr>
             <w:r/>
             <w:r>
               <w:rPr>
@@ -1549,6 +2163,9 @@
             <w:tcW w:type="dxa" w:w="1514"/>
           </w:tcPr>
           <w:p>
+            <w:pPr>
+              <w:spacing w:before="20" w:after="20"/>
+            </w:pPr>
             <w:r/>
             <w:r>
               <w:rPr>
@@ -1565,6 +2182,9 @@
             <w:tcW w:type="dxa" w:w="1514"/>
           </w:tcPr>
           <w:p>
+            <w:pPr>
+              <w:spacing w:before="20" w:after="20"/>
+            </w:pPr>
             <w:r/>
             <w:r>
               <w:rPr>
@@ -1581,11 +2201,13 @@
             <w:tcW w:type="dxa" w:w="1514"/>
           </w:tcPr>
           <w:p>
+            <w:pPr>
+              <w:spacing w:before="20" w:after="20"/>
+            </w:pPr>
             <w:r/>
             <w:r>
               <w:rPr>
                 <w:rFonts w:ascii="Verdana" w:hAnsi="Verdana"/>
-                <w:b w:val="0"/>
                 <w:sz w:val="16"/>
               </w:rPr>
               <w:t>m</w:t>
@@ -1597,6 +2219,9 @@
             <w:tcW w:type="dxa" w:w="1514"/>
           </w:tcPr>
           <w:p>
+            <w:pPr>
+              <w:spacing w:before="20" w:after="20"/>
+            </w:pPr>
             <w:r/>
             <w:r>
               <w:rPr>
@@ -1613,6 +2238,9 @@
             <w:tcW w:type="dxa" w:w="1514"/>
           </w:tcPr>
           <w:p>
+            <w:pPr>
+              <w:spacing w:before="20" w:after="20"/>
+            </w:pPr>
             <w:r/>
             <w:r>
               <w:rPr>
@@ -1629,6 +2257,9 @@
             <w:tcW w:type="dxa" w:w="1514"/>
           </w:tcPr>
           <w:p>
+            <w:pPr>
+              <w:spacing w:before="20" w:after="20"/>
+            </w:pPr>
             <w:r/>
             <w:r>
               <w:rPr>
@@ -1645,11 +2276,13 @@
             <w:tcW w:type="dxa" w:w="1514"/>
           </w:tcPr>
           <w:p>
+            <w:pPr>
+              <w:spacing w:before="20" w:after="20"/>
+            </w:pPr>
             <w:r/>
             <w:r>
               <w:rPr>
                 <w:rFonts w:ascii="Verdana" w:hAnsi="Verdana"/>
-                <w:b w:val="0"/>
                 <w:sz w:val="16"/>
               </w:rPr>
               <w:t>m</w:t>
@@ -1661,6 +2294,9 @@
             <w:tcW w:type="dxa" w:w="1514"/>
           </w:tcPr>
           <w:p>
+            <w:pPr>
+              <w:spacing w:before="20" w:after="20"/>
+            </w:pPr>
             <w:r/>
             <w:r>
               <w:rPr>
@@ -1677,6 +2313,9 @@
             <w:tcW w:type="dxa" w:w="1514"/>
           </w:tcPr>
           <w:p>
+            <w:pPr>
+              <w:spacing w:before="20" w:after="20"/>
+            </w:pPr>
             <w:r/>
             <w:r>
               <w:rPr>
@@ -1693,6 +2332,9 @@
             <w:tcW w:type="dxa" w:w="1514"/>
           </w:tcPr>
           <w:p>
+            <w:pPr>
+              <w:spacing w:before="20" w:after="20"/>
+            </w:pPr>
             <w:r/>
             <w:r>
               <w:rPr>
@@ -1713,6 +2355,9 @@
             <w:tcW w:type="dxa" w:w="1514"/>
           </w:tcPr>
           <w:p>
+            <w:pPr>
+              <w:spacing w:before="20" w:after="20"/>
+            </w:pPr>
             <w:r/>
             <w:r>
               <w:rPr>
@@ -1729,6 +2374,9 @@
             <w:tcW w:type="dxa" w:w="1514"/>
           </w:tcPr>
           <w:p>
+            <w:pPr>
+              <w:spacing w:before="20" w:after="20"/>
+            </w:pPr>
             <w:r/>
             <w:r>
               <w:rPr>
@@ -1745,11 +2393,13 @@
             <w:tcW w:type="dxa" w:w="1514"/>
           </w:tcPr>
           <w:p>
+            <w:pPr>
+              <w:spacing w:before="20" w:after="20"/>
+            </w:pPr>
             <w:r/>
             <w:r>
               <w:rPr>
                 <w:rFonts w:ascii="Verdana" w:hAnsi="Verdana"/>
-                <w:b w:val="0"/>
                 <w:sz w:val="16"/>
               </w:rPr>
               <w:t>degree true</w:t>
@@ -1761,6 +2411,9 @@
             <w:tcW w:type="dxa" w:w="1514"/>
           </w:tcPr>
           <w:p>
+            <w:pPr>
+              <w:spacing w:before="20" w:after="20"/>
+            </w:pPr>
             <w:r/>
             <w:r>
               <w:rPr>
@@ -1777,6 +2430,9 @@
             <w:tcW w:type="dxa" w:w="1514"/>
           </w:tcPr>
           <w:p>
+            <w:pPr>
+              <w:spacing w:before="20" w:after="20"/>
+            </w:pPr>
             <w:r/>
             <w:r>
               <w:rPr>
@@ -1793,6 +2449,9 @@
             <w:tcW w:type="dxa" w:w="1514"/>
           </w:tcPr>
           <w:p>
+            <w:pPr>
+              <w:spacing w:before="20" w:after="20"/>
+            </w:pPr>
             <w:r/>
             <w:r>
               <w:rPr>
@@ -1809,11 +2468,13 @@
             <w:tcW w:type="dxa" w:w="1514"/>
           </w:tcPr>
           <w:p>
+            <w:pPr>
+              <w:spacing w:before="20" w:after="20"/>
+            </w:pPr>
             <w:r/>
             <w:r>
               <w:rPr>
                 <w:rFonts w:ascii="Verdana" w:hAnsi="Verdana"/>
-                <w:b w:val="0"/>
                 <w:sz w:val="16"/>
               </w:rPr>
               <w:t>degree true</w:t>
@@ -1825,6 +2486,9 @@
             <w:tcW w:type="dxa" w:w="1514"/>
           </w:tcPr>
           <w:p>
+            <w:pPr>
+              <w:spacing w:before="20" w:after="20"/>
+            </w:pPr>
             <w:r/>
             <w:r>
               <w:rPr>
@@ -1841,6 +2505,9 @@
             <w:tcW w:type="dxa" w:w="1514"/>
           </w:tcPr>
           <w:p>
+            <w:pPr>
+              <w:spacing w:before="20" w:after="20"/>
+            </w:pPr>
             <w:r/>
             <w:r>
               <w:rPr>
@@ -1857,6 +2524,9 @@
             <w:tcW w:type="dxa" w:w="1514"/>
           </w:tcPr>
           <w:p>
+            <w:pPr>
+              <w:spacing w:before="20" w:after="20"/>
+            </w:pPr>
             <w:r/>
             <w:r>
               <w:rPr>

--- a/docx/ru/BUFRCREX_TableB_ru_27.docx
+++ b/docx/ru/BUFRCREX_TableB_ru_27.docx
@@ -13,366 +13,6 @@
           <w:sz w:val="22"/>
         </w:rPr>
         <w:t>Класс 27: Бескоординатное местоположение (горизонтальное — 1)</w:t>
-      </w:r>
-    </w:p>
-    <w:p>
-      <w:r>
-        <w:rPr>
-          <w:rFonts w:ascii="Verdana" w:hAnsi="Verdana"/>
-          <w:i/>
-          <w:sz w:val="14"/>
-        </w:rPr>
-        <w:t>Note 23: Значение осадков –0,1 кг·м-2 до масштабирования (–1 после масштабирования или в коде CREX) должно указывать на «следы» осадков (не поддающиеся измерению, менее 0,05 кг·м-2).</w:t>
-      </w:r>
-    </w:p>
-    <w:p>
-      <w:r>
-        <w:rPr>
-          <w:rFonts w:ascii="Verdana" w:hAnsi="Verdana"/>
-          <w:i/>
-          <w:sz w:val="14"/>
-        </w:rPr>
-        <w:t>Note 25: Ранее определенное значение может быть отменено путем передачи «отсутствующего значения» из соответствующей кодовой таблицы или таблицы флагов.</w:t>
-      </w:r>
-    </w:p>
-    <w:p>
-      <w:r>
-        <w:rPr>
-          <w:rFonts w:ascii="Verdana" w:hAnsi="Verdana"/>
-          <w:i/>
-          <w:sz w:val="14"/>
-        </w:rPr>
-        <w:t>Note 27: Все время дается во Всемирном скоординированном времени (ВСВ), если не предусмотрено иного.</w:t>
-      </w:r>
-    </w:p>
-    <w:p>
-      <w:r>
-        <w:rPr>
-          <w:rFonts w:ascii="Verdana" w:hAnsi="Verdana"/>
-          <w:i/>
-          <w:sz w:val="14"/>
-        </w:rPr>
-        <w:t>Note 32: Пеленг или азимут следует использовать только для установленного местоположения и не должен переопределять это местоположение.</w:t>
-      </w:r>
-    </w:p>
-    <w:p>
-      <w:r>
-        <w:rPr>
-          <w:rFonts w:ascii="Verdana" w:hAnsi="Verdana"/>
-          <w:i/>
-          <w:sz w:val="14"/>
-        </w:rPr>
-        <w:t>Note 62: Расстояние следует использовать только для установленного местоположения, а также пеленга, азимута или превышения; оно не должно переопределять это местоположение.</w:t>
-      </w:r>
-    </w:p>
-    <w:p>
-      <w:r>
-        <w:rPr>
-          <w:rFonts w:ascii="Verdana" w:hAnsi="Verdana"/>
-          <w:i/>
-          <w:sz w:val="14"/>
-        </w:rPr>
-        <w:t>Note 63: Приходящей радиации следует присваивать положительные значения.</w:t>
-      </w:r>
-    </w:p>
-    <w:p>
-      <w:r>
-        <w:rPr>
-          <w:rFonts w:ascii="Verdana" w:hAnsi="Verdana"/>
-          <w:i/>
-          <w:sz w:val="14"/>
-        </w:rPr>
-        <w:t>Note 64: Для компонент w, направленных вниз, следует выделять положительные значения с единицами измерения в Па·с-1.</w:t>
-      </w:r>
-    </w:p>
-    <w:p>
-      <w:r>
-        <w:rPr>
-          <w:rFonts w:ascii="Verdana" w:hAnsi="Verdana"/>
-          <w:i/>
-          <w:sz w:val="14"/>
-        </w:rPr>
-        <w:t>Note 66: Увеличение широты с востока на запад следует выражать отрицательным значением.</w:t>
-      </w:r>
-    </w:p>
-    <w:p>
-      <w:r>
-        <w:rPr>
-          <w:rFonts w:ascii="Verdana" w:hAnsi="Verdana"/>
-          <w:i/>
-          <w:sz w:val="14"/>
-        </w:rPr>
-        <w:t>Note 75: Для дескрипторов кода CREX F = B, а не 0.</w:t>
-      </w:r>
-    </w:p>
-    <w:p>
-      <w:r>
-        <w:rPr>
-          <w:rFonts w:ascii="Verdana" w:hAnsi="Verdana"/>
-          <w:i/>
-          <w:sz w:val="14"/>
-        </w:rPr>
-        <w:t>Note 92: Для однозначного различения случаев отсутствия данных и насыщенных пикселей, n-битовые данные об изображении следует кодировать, используя длину данных n+1. Когда такого дескриптора еще нет в классе 30, дескриптор оператора 2 01 YYY следует использовать для изменения длины данных существующей позиции, по мере необходимости.</w:t>
-      </w:r>
-    </w:p>
-    <w:p>
-      <w:r>
-        <w:rPr>
-          <w:rFonts w:ascii="Verdana" w:hAnsi="Verdana"/>
-          <w:i/>
-          <w:sz w:val="14"/>
-        </w:rPr>
-        <w:t>Note 105: Негативные временные периоды или отклонения следует использовать для указания временных периодов или отклонений, предшествующих определенному текущему времени.</w:t>
-      </w:r>
-    </w:p>
-    <w:p>
-      <w:r>
-        <w:rPr>
-          <w:rFonts w:ascii="Verdana" w:hAnsi="Verdana"/>
-          <w:i/>
-          <w:sz w:val="14"/>
-        </w:rPr>
-        <w:t>Note 110: Увеличение широты с севера на юг следует выражать отрицательными значениями.</w:t>
-      </w:r>
-    </w:p>
-    <w:p>
-      <w:r>
-        <w:rPr>
-          <w:rFonts w:ascii="Verdana" w:hAnsi="Verdana"/>
-          <w:i/>
-          <w:sz w:val="14"/>
-        </w:rPr>
-        <w:t>Note 115: Длина данных пикселя может быть изменена с помощью дескриптора 2 01 YYY.</w:t>
-      </w:r>
-    </w:p>
-    <w:p>
-      <w:r>
-        <w:rPr>
-          <w:rFonts w:ascii="Verdana" w:hAnsi="Verdana"/>
-          <w:i/>
-          <w:sz w:val="14"/>
-        </w:rPr>
-        <w:t>Note 121: Некоторые указания ожидаемой точности могут в неявной форме содержаться в ряде элементов данного класса.</w:t>
-      </w:r>
-    </w:p>
-    <w:p>
-      <w:r>
-        <w:rPr>
-          <w:rFonts w:ascii="Verdana" w:hAnsi="Verdana"/>
-          <w:i/>
-          <w:sz w:val="14"/>
-        </w:rPr>
-        <w:t>Note 122: Южную широту следует выражать отрицательными значениями.</w:t>
-      </w:r>
-    </w:p>
-    <w:p>
-      <w:r>
-        <w:rPr>
-          <w:rFonts w:ascii="Verdana" w:hAnsi="Verdana"/>
-          <w:i/>
-          <w:sz w:val="14"/>
-        </w:rPr>
-        <w:t>Note 123: Для компонент v, направленных с юга на север, следует выделять положительные значения.</w:t>
-      </w:r>
-    </w:p>
-    <w:p>
-      <w:r>
-        <w:rPr>
-          <w:rFonts w:ascii="Verdana" w:hAnsi="Verdana"/>
-          <w:i/>
-          <w:sz w:val="14"/>
-        </w:rPr>
-        <w:t>Note 126: Направление приземного ветра, измеренное на станции в пределах 1° от Северного полюса или в пределах 1° от Южного полюса, следует сообщать таким образом, чтобы азимутальный круг был выровнен с нулем прибора, соответствуя 0° по Гринвичскому меридиану.</w:t>
-      </w:r>
-    </w:p>
-    <w:p>
-      <w:r>
-        <w:rPr>
-          <w:rFonts w:ascii="Verdana" w:hAnsi="Verdana"/>
-          <w:i/>
-          <w:sz w:val="14"/>
-        </w:rPr>
-        <w:t>Note 140: Размер элемента изображения на горизонтали — 1 приводится в положении, где масштабный коэффициент карты равен единице.</w:t>
-      </w:r>
-    </w:p>
-    <w:p>
-      <w:r>
-        <w:rPr>
-          <w:rFonts w:ascii="Verdana" w:hAnsi="Verdana"/>
-          <w:i/>
-          <w:sz w:val="14"/>
-        </w:rPr>
-        <w:t>Note 141: Размер элемента изображения на горизонтали — 2 указывается в положении, где масштабный коэффициент карты равен единице.</w:t>
-      </w:r>
-    </w:p>
-    <w:p>
-      <w:r>
-        <w:rPr>
-          <w:rFonts w:ascii="Verdana" w:hAnsi="Verdana"/>
-          <w:i/>
-          <w:sz w:val="14"/>
-        </w:rPr>
-        <w:t>Note 145: Значение временных периодов или отклонений может быть указано с использованием значений времени в коде, соответствующем табличной ссылке 0 08 021.</w:t>
-      </w:r>
-    </w:p>
-    <w:p>
-      <w:r>
-        <w:rPr>
-          <w:rFonts w:ascii="Verdana" w:hAnsi="Verdana"/>
-          <w:i/>
-          <w:sz w:val="14"/>
-        </w:rPr>
-        <w:t>Note 149: При использовании с прогнозируемыми величинами временное местоположение должно указывать время исходного состояния или начала для прогностического периода; при использовании с множеством средних прогностических значений временное местоположение должно указывать исходное состояние или начало первого прогноза, по которому получены множественные средние.</w:t>
-      </w:r>
-    </w:p>
-    <w:p>
-      <w:r>
-        <w:rPr>
-          <w:rFonts w:ascii="Verdana" w:hAnsi="Verdana"/>
-          <w:i/>
-          <w:sz w:val="14"/>
-        </w:rPr>
-        <w:t>Note 155: В данный класс могут также войти элементы, относящиеся к процедурам наблюдений.</w:t>
-      </w:r>
-    </w:p>
-    <w:p>
-      <w:r>
-        <w:rPr>
-          <w:rFonts w:ascii="Verdana" w:hAnsi="Verdana"/>
-          <w:i/>
-          <w:sz w:val="14"/>
-        </w:rPr>
-        <w:t>Note 156: Данный класс должен содержать элементы описания приборов, используемых для получения сообщаемых метеорологических элементов.</w:t>
-      </w:r>
-    </w:p>
-    <w:p>
-      <w:r>
-        <w:rPr>
-          <w:rFonts w:ascii="Verdana" w:hAnsi="Verdana"/>
-          <w:i/>
-          <w:sz w:val="14"/>
-        </w:rPr>
-        <w:t>Note 158: Прежде чем использовать временные периоды или отклонения и временные инкременты, необходимо определить исходное временное местоположение, за которым, по мере необходимости, следует определение значимости времени.</w:t>
-      </w:r>
-    </w:p>
-    <w:p>
-      <w:r>
-        <w:rPr>
-          <w:rFonts w:ascii="Verdana" w:hAnsi="Verdana"/>
-          <w:i/>
-          <w:sz w:val="14"/>
-        </w:rPr>
-        <w:t>Note 160: Уходящей радиации следует присваивать отрицательные значения.</w:t>
-      </w:r>
-    </w:p>
-    <w:p>
-      <w:r>
-        <w:rPr>
-          <w:rFonts w:ascii="Verdana" w:hAnsi="Verdana"/>
-          <w:i/>
-          <w:sz w:val="14"/>
-        </w:rPr>
-        <w:t>Note 161: Для компонент w, направленных вверх, следует выделять положительные значения с единицами измерения в м·с-1.</w:t>
-      </w:r>
-    </w:p>
-    <w:p>
-      <w:r>
-        <w:rPr>
-          <w:rFonts w:ascii="Verdana" w:hAnsi="Verdana"/>
-          <w:i/>
-          <w:sz w:val="14"/>
-        </w:rPr>
-        <w:t>Note 162: Пригодные диапазоны, использованные выше: 1011–1019 Бк для выбросов; 10-2–107 Бк и 10-2–107 мЗв для концентраций и доз.</w:t>
-      </w:r>
-    </w:p>
-    <w:p>
-      <w:r>
-        <w:rPr>
-          <w:rFonts w:ascii="Verdana" w:hAnsi="Verdana"/>
-          <w:i/>
-          <w:sz w:val="14"/>
-        </w:rPr>
-        <w:t>Note 163: Величины широты и приращений широты ограничены диапазоном от –90 до +90 градусов.</w:t>
-      </w:r>
-    </w:p>
-    <w:p>
-      <w:r>
-        <w:rPr>
-          <w:rFonts w:ascii="Verdana" w:hAnsi="Verdana"/>
-          <w:i/>
-          <w:sz w:val="14"/>
-        </w:rPr>
-        <w:t>Note 164: Величины долготы ограничены диапазоном от –180 до +180 градусов.</w:t>
-      </w:r>
-    </w:p>
-    <w:p>
-      <w:r>
-        <w:rPr>
-          <w:rFonts w:ascii="Verdana" w:hAnsi="Verdana"/>
-          <w:i/>
-          <w:sz w:val="14"/>
-        </w:rPr>
-        <w:t>Note 165: Вертикальные элементы и давление следует использовать для определения значений этих элементов независимо от элемента или переменной, означающей вертикальную координату.</w:t>
-      </w:r>
-    </w:p>
-    <w:p>
-      <w:r>
-        <w:rPr>
-          <w:rFonts w:ascii="Verdana" w:hAnsi="Verdana"/>
-          <w:i/>
-          <w:sz w:val="14"/>
-        </w:rPr>
-        <w:t>Note 166: Западная долгота выражается отрицательными величинами.</w:t>
-      </w:r>
-    </w:p>
-    <w:p>
-      <w:r>
-        <w:rPr>
-          <w:rFonts w:ascii="Verdana" w:hAnsi="Verdana"/>
-          <w:i/>
-          <w:sz w:val="14"/>
-        </w:rPr>
-        <w:t>Note 167: Для компонент u, направленных с запада на восток, следует выделять положительные значения.</w:t>
-      </w:r>
-    </w:p>
-    <w:p>
-      <w:r>
-        <w:rPr>
-          <w:rFonts w:ascii="Verdana" w:hAnsi="Verdana"/>
-          <w:i/>
-          <w:sz w:val="14"/>
-        </w:rPr>
-        <w:t>Note 176: Там, где в колонку «НАЗВАНИЕ ЭЛЕМЕНТА» вводится выражение «на указанной высоте и за указанный период», соответствующее вертикальное местоположение должно быть определено с использованием дескрипторов из класса 07 совместно с соответствующим периодом с использованием дескрипторов из класса 04.</w:t>
-      </w:r>
-    </w:p>
-    <w:p>
-      <w:r>
-        <w:rPr>
-          <w:rFonts w:ascii="Verdana" w:hAnsi="Verdana"/>
-          <w:i/>
-          <w:sz w:val="14"/>
-        </w:rPr>
-        <w:t>Note 178: Там, где величины суммируются или усредняются (например, за временной период), общее число значений, из которых получается сумма или среднее значение, может быть представлено с использованием ссылки 0 08 022.</w:t>
-      </w:r>
-    </w:p>
-    <w:p>
-      <w:r>
-        <w:rPr>
-          <w:rFonts w:ascii="Verdana" w:hAnsi="Verdana"/>
-          <w:i/>
-          <w:sz w:val="14"/>
-        </w:rPr>
-        <w:t>Note 179: Стандарты ветровых данных: Скорость Направление; Наблюдение отсутствует Отсутствует Отсутствует; Штиль 0 0; Обычное наблюдение &gt;0 1°–360°; Только скорость &gt;0 Отсутствует; Только направление Отсутствует 1°–360°; «Слабый и переменный» &gt;0 0</w:t>
-      </w:r>
-    </w:p>
-    <w:p>
-      <w:r>
-        <w:rPr>
-          <w:rFonts w:ascii="Verdana" w:hAnsi="Verdana"/>
-          <w:i/>
-          <w:sz w:val="14"/>
-        </w:rPr>
-        <w:t>Note 180: Стандарты сообщения о ветровых волнах и волнении: Наблюдения Скорость Направление; Нет наблюдений Отсутствует Отсутствует; Штиль 0 0; Обычное наблюдение &gt;0 1–360; Только скорость &gt;0 Отсутствует; Только направление Отсутствует 1–360; «Легкий и переменный» &gt;0 0</w:t>
       </w:r>
     </w:p>
     <w:tbl>
@@ -2539,6 +2179,367 @@
         </w:tc>
       </w:tr>
     </w:tbl>
+    <w:p/>
+    <w:p>
+      <w:r>
+        <w:rPr>
+          <w:rFonts w:ascii="Verdana" w:hAnsi="Verdana"/>
+          <w:i/>
+          <w:sz w:val="14"/>
+        </w:rPr>
+        <w:t>Note 23: Значение осадков –0,1 кг·м-2 до масштабирования (–1 после масштабирования или в коде CREX) должно указывать на «следы» осадков (не поддающиеся измерению, менее 0,05 кг·м-2).</w:t>
+      </w:r>
+    </w:p>
+    <w:p>
+      <w:r>
+        <w:rPr>
+          <w:rFonts w:ascii="Verdana" w:hAnsi="Verdana"/>
+          <w:i/>
+          <w:sz w:val="14"/>
+        </w:rPr>
+        <w:t>Note 25: Ранее определенное значение может быть отменено путем передачи «отсутствующего значения» из соответствующей кодовой таблицы или таблицы флагов.</w:t>
+      </w:r>
+    </w:p>
+    <w:p>
+      <w:r>
+        <w:rPr>
+          <w:rFonts w:ascii="Verdana" w:hAnsi="Verdana"/>
+          <w:i/>
+          <w:sz w:val="14"/>
+        </w:rPr>
+        <w:t>Note 27: Все время дается во Всемирном скоординированном времени (ВСВ), если не предусмотрено иного.</w:t>
+      </w:r>
+    </w:p>
+    <w:p>
+      <w:r>
+        <w:rPr>
+          <w:rFonts w:ascii="Verdana" w:hAnsi="Verdana"/>
+          <w:i/>
+          <w:sz w:val="14"/>
+        </w:rPr>
+        <w:t>Note 32: Пеленг или азимут следует использовать только для установленного местоположения и не должен переопределять это местоположение.</w:t>
+      </w:r>
+    </w:p>
+    <w:p>
+      <w:r>
+        <w:rPr>
+          <w:rFonts w:ascii="Verdana" w:hAnsi="Verdana"/>
+          <w:i/>
+          <w:sz w:val="14"/>
+        </w:rPr>
+        <w:t>Note 62: Расстояние следует использовать только для установленного местоположения, а также пеленга, азимута или превышения; оно не должно переопределять это местоположение.</w:t>
+      </w:r>
+    </w:p>
+    <w:p>
+      <w:r>
+        <w:rPr>
+          <w:rFonts w:ascii="Verdana" w:hAnsi="Verdana"/>
+          <w:i/>
+          <w:sz w:val="14"/>
+        </w:rPr>
+        <w:t>Note 63: Приходящей радиации следует присваивать положительные значения.</w:t>
+      </w:r>
+    </w:p>
+    <w:p>
+      <w:r>
+        <w:rPr>
+          <w:rFonts w:ascii="Verdana" w:hAnsi="Verdana"/>
+          <w:i/>
+          <w:sz w:val="14"/>
+        </w:rPr>
+        <w:t>Note 64: Для компонент w, направленных вниз, следует выделять положительные значения с единицами измерения в Па·с-1.</w:t>
+      </w:r>
+    </w:p>
+    <w:p>
+      <w:r>
+        <w:rPr>
+          <w:rFonts w:ascii="Verdana" w:hAnsi="Verdana"/>
+          <w:i/>
+          <w:sz w:val="14"/>
+        </w:rPr>
+        <w:t>Note 66: Увеличение широты с востока на запад следует выражать отрицательным значением.</w:t>
+      </w:r>
+    </w:p>
+    <w:p>
+      <w:r>
+        <w:rPr>
+          <w:rFonts w:ascii="Verdana" w:hAnsi="Verdana"/>
+          <w:i/>
+          <w:sz w:val="14"/>
+        </w:rPr>
+        <w:t>Note 75: Для дескрипторов кода CREX F = B, а не 0.</w:t>
+      </w:r>
+    </w:p>
+    <w:p>
+      <w:r>
+        <w:rPr>
+          <w:rFonts w:ascii="Verdana" w:hAnsi="Verdana"/>
+          <w:i/>
+          <w:sz w:val="14"/>
+        </w:rPr>
+        <w:t>Note 92: Для однозначного различения случаев отсутствия данных и насыщенных пикселей, n-битовые данные об изображении следует кодировать, используя длину данных n+1. Когда такого дескриптора еще нет в классе 30, дескриптор оператора 2 01 YYY следует использовать для изменения длины данных существующей позиции, по мере необходимости.</w:t>
+      </w:r>
+    </w:p>
+    <w:p>
+      <w:r>
+        <w:rPr>
+          <w:rFonts w:ascii="Verdana" w:hAnsi="Verdana"/>
+          <w:i/>
+          <w:sz w:val="14"/>
+        </w:rPr>
+        <w:t>Note 105: Негативные временные периоды или отклонения следует использовать для указания временных периодов или отклонений, предшествующих определенному текущему времени.</w:t>
+      </w:r>
+    </w:p>
+    <w:p>
+      <w:r>
+        <w:rPr>
+          <w:rFonts w:ascii="Verdana" w:hAnsi="Verdana"/>
+          <w:i/>
+          <w:sz w:val="14"/>
+        </w:rPr>
+        <w:t>Note 110: Увеличение широты с севера на юг следует выражать отрицательными значениями.</w:t>
+      </w:r>
+    </w:p>
+    <w:p>
+      <w:r>
+        <w:rPr>
+          <w:rFonts w:ascii="Verdana" w:hAnsi="Verdana"/>
+          <w:i/>
+          <w:sz w:val="14"/>
+        </w:rPr>
+        <w:t>Note 115: Длина данных пикселя может быть изменена с помощью дескриптора 2 01 YYY.</w:t>
+      </w:r>
+    </w:p>
+    <w:p>
+      <w:r>
+        <w:rPr>
+          <w:rFonts w:ascii="Verdana" w:hAnsi="Verdana"/>
+          <w:i/>
+          <w:sz w:val="14"/>
+        </w:rPr>
+        <w:t>Note 121: Некоторые указания ожидаемой точности могут в неявной форме содержаться в ряде элементов данного класса.</w:t>
+      </w:r>
+    </w:p>
+    <w:p>
+      <w:r>
+        <w:rPr>
+          <w:rFonts w:ascii="Verdana" w:hAnsi="Verdana"/>
+          <w:i/>
+          <w:sz w:val="14"/>
+        </w:rPr>
+        <w:t>Note 122: Южную широту следует выражать отрицательными значениями.</w:t>
+      </w:r>
+    </w:p>
+    <w:p>
+      <w:r>
+        <w:rPr>
+          <w:rFonts w:ascii="Verdana" w:hAnsi="Verdana"/>
+          <w:i/>
+          <w:sz w:val="14"/>
+        </w:rPr>
+        <w:t>Note 123: Для компонент v, направленных с юга на север, следует выделять положительные значения.</w:t>
+      </w:r>
+    </w:p>
+    <w:p>
+      <w:r>
+        <w:rPr>
+          <w:rFonts w:ascii="Verdana" w:hAnsi="Verdana"/>
+          <w:i/>
+          <w:sz w:val="14"/>
+        </w:rPr>
+        <w:t>Note 126: Направление приземного ветра, измеренное на станции в пределах 1° от Северного полюса или в пределах 1° от Южного полюса, следует сообщать таким образом, чтобы азимутальный круг был выровнен с нулем прибора, соответствуя 0° по Гринвичскому меридиану.</w:t>
+      </w:r>
+    </w:p>
+    <w:p>
+      <w:r>
+        <w:rPr>
+          <w:rFonts w:ascii="Verdana" w:hAnsi="Verdana"/>
+          <w:i/>
+          <w:sz w:val="14"/>
+        </w:rPr>
+        <w:t>Note 140: Размер элемента изображения на горизонтали — 1 приводится в положении, где масштабный коэффициент карты равен единице.</w:t>
+      </w:r>
+    </w:p>
+    <w:p>
+      <w:r>
+        <w:rPr>
+          <w:rFonts w:ascii="Verdana" w:hAnsi="Verdana"/>
+          <w:i/>
+          <w:sz w:val="14"/>
+        </w:rPr>
+        <w:t>Note 141: Размер элемента изображения на горизонтали — 2 указывается в положении, где масштабный коэффициент карты равен единице.</w:t>
+      </w:r>
+    </w:p>
+    <w:p>
+      <w:r>
+        <w:rPr>
+          <w:rFonts w:ascii="Verdana" w:hAnsi="Verdana"/>
+          <w:i/>
+          <w:sz w:val="14"/>
+        </w:rPr>
+        <w:t>Note 145: Значение временных периодов или отклонений может быть указано с использованием значений времени в коде, соответствующем табличной ссылке 0 08 021.</w:t>
+      </w:r>
+    </w:p>
+    <w:p>
+      <w:r>
+        <w:rPr>
+          <w:rFonts w:ascii="Verdana" w:hAnsi="Verdana"/>
+          <w:i/>
+          <w:sz w:val="14"/>
+        </w:rPr>
+        <w:t>Note 149: При использовании с прогнозируемыми величинами временное местоположение должно указывать время исходного состояния или начала для прогностического периода; при использовании с множеством средних прогностических значений временное местоположение должно указывать исходное состояние или начало первого прогноза, по которому получены множественные средние.</w:t>
+      </w:r>
+    </w:p>
+    <w:p>
+      <w:r>
+        <w:rPr>
+          <w:rFonts w:ascii="Verdana" w:hAnsi="Verdana"/>
+          <w:i/>
+          <w:sz w:val="14"/>
+        </w:rPr>
+        <w:t>Note 155: В данный класс могут также войти элементы, относящиеся к процедурам наблюдений.</w:t>
+      </w:r>
+    </w:p>
+    <w:p>
+      <w:r>
+        <w:rPr>
+          <w:rFonts w:ascii="Verdana" w:hAnsi="Verdana"/>
+          <w:i/>
+          <w:sz w:val="14"/>
+        </w:rPr>
+        <w:t>Note 156: Данный класс должен содержать элементы описания приборов, используемых для получения сообщаемых метеорологических элементов.</w:t>
+      </w:r>
+    </w:p>
+    <w:p>
+      <w:r>
+        <w:rPr>
+          <w:rFonts w:ascii="Verdana" w:hAnsi="Verdana"/>
+          <w:i/>
+          <w:sz w:val="14"/>
+        </w:rPr>
+        <w:t>Note 158: Прежде чем использовать временные периоды или отклонения и временные инкременты, необходимо определить исходное временное местоположение, за которым, по мере необходимости, следует определение значимости времени.</w:t>
+      </w:r>
+    </w:p>
+    <w:p>
+      <w:r>
+        <w:rPr>
+          <w:rFonts w:ascii="Verdana" w:hAnsi="Verdana"/>
+          <w:i/>
+          <w:sz w:val="14"/>
+        </w:rPr>
+        <w:t>Note 160: Уходящей радиации следует присваивать отрицательные значения.</w:t>
+      </w:r>
+    </w:p>
+    <w:p>
+      <w:r>
+        <w:rPr>
+          <w:rFonts w:ascii="Verdana" w:hAnsi="Verdana"/>
+          <w:i/>
+          <w:sz w:val="14"/>
+        </w:rPr>
+        <w:t>Note 161: Для компонент w, направленных вверх, следует выделять положительные значения с единицами измерения в м·с-1.</w:t>
+      </w:r>
+    </w:p>
+    <w:p>
+      <w:r>
+        <w:rPr>
+          <w:rFonts w:ascii="Verdana" w:hAnsi="Verdana"/>
+          <w:i/>
+          <w:sz w:val="14"/>
+        </w:rPr>
+        <w:t>Note 162: Пригодные диапазоны, использованные выше: 1011–1019 Бк для выбросов; 10-2–107 Бк и 10-2–107 мЗв для концентраций и доз.</w:t>
+      </w:r>
+    </w:p>
+    <w:p>
+      <w:r>
+        <w:rPr>
+          <w:rFonts w:ascii="Verdana" w:hAnsi="Verdana"/>
+          <w:i/>
+          <w:sz w:val="14"/>
+        </w:rPr>
+        <w:t>Note 163: Величины широты и приращений широты ограничены диапазоном от –90 до +90 градусов.</w:t>
+      </w:r>
+    </w:p>
+    <w:p>
+      <w:r>
+        <w:rPr>
+          <w:rFonts w:ascii="Verdana" w:hAnsi="Verdana"/>
+          <w:i/>
+          <w:sz w:val="14"/>
+        </w:rPr>
+        <w:t>Note 164: Величины долготы ограничены диапазоном от –180 до +180 градусов.</w:t>
+      </w:r>
+    </w:p>
+    <w:p>
+      <w:r>
+        <w:rPr>
+          <w:rFonts w:ascii="Verdana" w:hAnsi="Verdana"/>
+          <w:i/>
+          <w:sz w:val="14"/>
+        </w:rPr>
+        <w:t>Note 165: Вертикальные элементы и давление следует использовать для определения значений этих элементов независимо от элемента или переменной, означающей вертикальную координату.</w:t>
+      </w:r>
+    </w:p>
+    <w:p>
+      <w:r>
+        <w:rPr>
+          <w:rFonts w:ascii="Verdana" w:hAnsi="Verdana"/>
+          <w:i/>
+          <w:sz w:val="14"/>
+        </w:rPr>
+        <w:t>Note 166: Западная долгота выражается отрицательными величинами.</w:t>
+      </w:r>
+    </w:p>
+    <w:p>
+      <w:r>
+        <w:rPr>
+          <w:rFonts w:ascii="Verdana" w:hAnsi="Verdana"/>
+          <w:i/>
+          <w:sz w:val="14"/>
+        </w:rPr>
+        <w:t>Note 167: Для компонент u, направленных с запада на восток, следует выделять положительные значения.</w:t>
+      </w:r>
+    </w:p>
+    <w:p>
+      <w:r>
+        <w:rPr>
+          <w:rFonts w:ascii="Verdana" w:hAnsi="Verdana"/>
+          <w:i/>
+          <w:sz w:val="14"/>
+        </w:rPr>
+        <w:t>Note 176: Там, где в колонку «НАЗВАНИЕ ЭЛЕМЕНТА» вводится выражение «на указанной высоте и за указанный период», соответствующее вертикальное местоположение должно быть определено с использованием дескрипторов из класса 07 совместно с соответствующим периодом с использованием дескрипторов из класса 04.</w:t>
+      </w:r>
+    </w:p>
+    <w:p>
+      <w:r>
+        <w:rPr>
+          <w:rFonts w:ascii="Verdana" w:hAnsi="Verdana"/>
+          <w:i/>
+          <w:sz w:val="14"/>
+        </w:rPr>
+        <w:t>Note 178: Там, где величины суммируются или усредняются (например, за временной период), общее число значений, из которых получается сумма или среднее значение, может быть представлено с использованием ссылки 0 08 022.</w:t>
+      </w:r>
+    </w:p>
+    <w:p>
+      <w:r>
+        <w:rPr>
+          <w:rFonts w:ascii="Verdana" w:hAnsi="Verdana"/>
+          <w:i/>
+          <w:sz w:val="14"/>
+        </w:rPr>
+        <w:t>Note 179: Стандарты ветровых данных: Скорость Направление; Наблюдение отсутствует Отсутствует Отсутствует; Штиль 0 0; Обычное наблюдение &gt;0 1°–360°; Только скорость &gt;0 Отсутствует; Только направление Отсутствует 1°–360°; «Слабый и переменный» &gt;0 0</w:t>
+      </w:r>
+    </w:p>
+    <w:p>
+      <w:r>
+        <w:rPr>
+          <w:rFonts w:ascii="Verdana" w:hAnsi="Verdana"/>
+          <w:i/>
+          <w:sz w:val="14"/>
+        </w:rPr>
+        <w:t>Note 180: Стандарты сообщения о ветровых волнах и волнении: Наблюдения Скорость Направление; Нет наблюдений Отсутствует Отсутствует; Штиль 0 0; Обычное наблюдение &gt;0 1–360; Только скорость &gt;0 Отсутствует; Только направление Отсутствует 1–360; «Легкий и переменный» &gt;0 0</w:t>
+      </w:r>
+    </w:p>
     <w:sectPr>
       <w:pgSz w:w="16838" w:h="11906" w:orient="landscape"/>
       <w:pgMar w:top="850" w:right="850" w:bottom="850" w:left="850" w:header="720" w:footer="720" w:gutter="0"/>

--- a/docx/ru/BUFRCREX_TableB_ru_27.docx
+++ b/docx/ru/BUFRCREX_TableB_ru_27.docx
@@ -2179,367 +2179,6 @@
         </w:tc>
       </w:tr>
     </w:tbl>
-    <w:p/>
-    <w:p>
-      <w:r>
-        <w:rPr>
-          <w:rFonts w:ascii="Verdana" w:hAnsi="Verdana"/>
-          <w:i/>
-          <w:sz w:val="14"/>
-        </w:rPr>
-        <w:t>Note 23: Значение осадков –0,1 кг·м-2 до масштабирования (–1 после масштабирования или в коде CREX) должно указывать на «следы» осадков (не поддающиеся измерению, менее 0,05 кг·м-2).</w:t>
-      </w:r>
-    </w:p>
-    <w:p>
-      <w:r>
-        <w:rPr>
-          <w:rFonts w:ascii="Verdana" w:hAnsi="Verdana"/>
-          <w:i/>
-          <w:sz w:val="14"/>
-        </w:rPr>
-        <w:t>Note 25: Ранее определенное значение может быть отменено путем передачи «отсутствующего значения» из соответствующей кодовой таблицы или таблицы флагов.</w:t>
-      </w:r>
-    </w:p>
-    <w:p>
-      <w:r>
-        <w:rPr>
-          <w:rFonts w:ascii="Verdana" w:hAnsi="Verdana"/>
-          <w:i/>
-          <w:sz w:val="14"/>
-        </w:rPr>
-        <w:t>Note 27: Все время дается во Всемирном скоординированном времени (ВСВ), если не предусмотрено иного.</w:t>
-      </w:r>
-    </w:p>
-    <w:p>
-      <w:r>
-        <w:rPr>
-          <w:rFonts w:ascii="Verdana" w:hAnsi="Verdana"/>
-          <w:i/>
-          <w:sz w:val="14"/>
-        </w:rPr>
-        <w:t>Note 32: Пеленг или азимут следует использовать только для установленного местоположения и не должен переопределять это местоположение.</w:t>
-      </w:r>
-    </w:p>
-    <w:p>
-      <w:r>
-        <w:rPr>
-          <w:rFonts w:ascii="Verdana" w:hAnsi="Verdana"/>
-          <w:i/>
-          <w:sz w:val="14"/>
-        </w:rPr>
-        <w:t>Note 62: Расстояние следует использовать только для установленного местоположения, а также пеленга, азимута или превышения; оно не должно переопределять это местоположение.</w:t>
-      </w:r>
-    </w:p>
-    <w:p>
-      <w:r>
-        <w:rPr>
-          <w:rFonts w:ascii="Verdana" w:hAnsi="Verdana"/>
-          <w:i/>
-          <w:sz w:val="14"/>
-        </w:rPr>
-        <w:t>Note 63: Приходящей радиации следует присваивать положительные значения.</w:t>
-      </w:r>
-    </w:p>
-    <w:p>
-      <w:r>
-        <w:rPr>
-          <w:rFonts w:ascii="Verdana" w:hAnsi="Verdana"/>
-          <w:i/>
-          <w:sz w:val="14"/>
-        </w:rPr>
-        <w:t>Note 64: Для компонент w, направленных вниз, следует выделять положительные значения с единицами измерения в Па·с-1.</w:t>
-      </w:r>
-    </w:p>
-    <w:p>
-      <w:r>
-        <w:rPr>
-          <w:rFonts w:ascii="Verdana" w:hAnsi="Verdana"/>
-          <w:i/>
-          <w:sz w:val="14"/>
-        </w:rPr>
-        <w:t>Note 66: Увеличение широты с востока на запад следует выражать отрицательным значением.</w:t>
-      </w:r>
-    </w:p>
-    <w:p>
-      <w:r>
-        <w:rPr>
-          <w:rFonts w:ascii="Verdana" w:hAnsi="Verdana"/>
-          <w:i/>
-          <w:sz w:val="14"/>
-        </w:rPr>
-        <w:t>Note 75: Для дескрипторов кода CREX F = B, а не 0.</w:t>
-      </w:r>
-    </w:p>
-    <w:p>
-      <w:r>
-        <w:rPr>
-          <w:rFonts w:ascii="Verdana" w:hAnsi="Verdana"/>
-          <w:i/>
-          <w:sz w:val="14"/>
-        </w:rPr>
-        <w:t>Note 92: Для однозначного различения случаев отсутствия данных и насыщенных пикселей, n-битовые данные об изображении следует кодировать, используя длину данных n+1. Когда такого дескриптора еще нет в классе 30, дескриптор оператора 2 01 YYY следует использовать для изменения длины данных существующей позиции, по мере необходимости.</w:t>
-      </w:r>
-    </w:p>
-    <w:p>
-      <w:r>
-        <w:rPr>
-          <w:rFonts w:ascii="Verdana" w:hAnsi="Verdana"/>
-          <w:i/>
-          <w:sz w:val="14"/>
-        </w:rPr>
-        <w:t>Note 105: Негативные временные периоды или отклонения следует использовать для указания временных периодов или отклонений, предшествующих определенному текущему времени.</w:t>
-      </w:r>
-    </w:p>
-    <w:p>
-      <w:r>
-        <w:rPr>
-          <w:rFonts w:ascii="Verdana" w:hAnsi="Verdana"/>
-          <w:i/>
-          <w:sz w:val="14"/>
-        </w:rPr>
-        <w:t>Note 110: Увеличение широты с севера на юг следует выражать отрицательными значениями.</w:t>
-      </w:r>
-    </w:p>
-    <w:p>
-      <w:r>
-        <w:rPr>
-          <w:rFonts w:ascii="Verdana" w:hAnsi="Verdana"/>
-          <w:i/>
-          <w:sz w:val="14"/>
-        </w:rPr>
-        <w:t>Note 115: Длина данных пикселя может быть изменена с помощью дескриптора 2 01 YYY.</w:t>
-      </w:r>
-    </w:p>
-    <w:p>
-      <w:r>
-        <w:rPr>
-          <w:rFonts w:ascii="Verdana" w:hAnsi="Verdana"/>
-          <w:i/>
-          <w:sz w:val="14"/>
-        </w:rPr>
-        <w:t>Note 121: Некоторые указания ожидаемой точности могут в неявной форме содержаться в ряде элементов данного класса.</w:t>
-      </w:r>
-    </w:p>
-    <w:p>
-      <w:r>
-        <w:rPr>
-          <w:rFonts w:ascii="Verdana" w:hAnsi="Verdana"/>
-          <w:i/>
-          <w:sz w:val="14"/>
-        </w:rPr>
-        <w:t>Note 122: Южную широту следует выражать отрицательными значениями.</w:t>
-      </w:r>
-    </w:p>
-    <w:p>
-      <w:r>
-        <w:rPr>
-          <w:rFonts w:ascii="Verdana" w:hAnsi="Verdana"/>
-          <w:i/>
-          <w:sz w:val="14"/>
-        </w:rPr>
-        <w:t>Note 123: Для компонент v, направленных с юга на север, следует выделять положительные значения.</w:t>
-      </w:r>
-    </w:p>
-    <w:p>
-      <w:r>
-        <w:rPr>
-          <w:rFonts w:ascii="Verdana" w:hAnsi="Verdana"/>
-          <w:i/>
-          <w:sz w:val="14"/>
-        </w:rPr>
-        <w:t>Note 126: Направление приземного ветра, измеренное на станции в пределах 1° от Северного полюса или в пределах 1° от Южного полюса, следует сообщать таким образом, чтобы азимутальный круг был выровнен с нулем прибора, соответствуя 0° по Гринвичскому меридиану.</w:t>
-      </w:r>
-    </w:p>
-    <w:p>
-      <w:r>
-        <w:rPr>
-          <w:rFonts w:ascii="Verdana" w:hAnsi="Verdana"/>
-          <w:i/>
-          <w:sz w:val="14"/>
-        </w:rPr>
-        <w:t>Note 140: Размер элемента изображения на горизонтали — 1 приводится в положении, где масштабный коэффициент карты равен единице.</w:t>
-      </w:r>
-    </w:p>
-    <w:p>
-      <w:r>
-        <w:rPr>
-          <w:rFonts w:ascii="Verdana" w:hAnsi="Verdana"/>
-          <w:i/>
-          <w:sz w:val="14"/>
-        </w:rPr>
-        <w:t>Note 141: Размер элемента изображения на горизонтали — 2 указывается в положении, где масштабный коэффициент карты равен единице.</w:t>
-      </w:r>
-    </w:p>
-    <w:p>
-      <w:r>
-        <w:rPr>
-          <w:rFonts w:ascii="Verdana" w:hAnsi="Verdana"/>
-          <w:i/>
-          <w:sz w:val="14"/>
-        </w:rPr>
-        <w:t>Note 145: Значение временных периодов или отклонений может быть указано с использованием значений времени в коде, соответствующем табличной ссылке 0 08 021.</w:t>
-      </w:r>
-    </w:p>
-    <w:p>
-      <w:r>
-        <w:rPr>
-          <w:rFonts w:ascii="Verdana" w:hAnsi="Verdana"/>
-          <w:i/>
-          <w:sz w:val="14"/>
-        </w:rPr>
-        <w:t>Note 149: При использовании с прогнозируемыми величинами временное местоположение должно указывать время исходного состояния или начала для прогностического периода; при использовании с множеством средних прогностических значений временное местоположение должно указывать исходное состояние или начало первого прогноза, по которому получены множественные средние.</w:t>
-      </w:r>
-    </w:p>
-    <w:p>
-      <w:r>
-        <w:rPr>
-          <w:rFonts w:ascii="Verdana" w:hAnsi="Verdana"/>
-          <w:i/>
-          <w:sz w:val="14"/>
-        </w:rPr>
-        <w:t>Note 155: В данный класс могут также войти элементы, относящиеся к процедурам наблюдений.</w:t>
-      </w:r>
-    </w:p>
-    <w:p>
-      <w:r>
-        <w:rPr>
-          <w:rFonts w:ascii="Verdana" w:hAnsi="Verdana"/>
-          <w:i/>
-          <w:sz w:val="14"/>
-        </w:rPr>
-        <w:t>Note 156: Данный класс должен содержать элементы описания приборов, используемых для получения сообщаемых метеорологических элементов.</w:t>
-      </w:r>
-    </w:p>
-    <w:p>
-      <w:r>
-        <w:rPr>
-          <w:rFonts w:ascii="Verdana" w:hAnsi="Verdana"/>
-          <w:i/>
-          <w:sz w:val="14"/>
-        </w:rPr>
-        <w:t>Note 158: Прежде чем использовать временные периоды или отклонения и временные инкременты, необходимо определить исходное временное местоположение, за которым, по мере необходимости, следует определение значимости времени.</w:t>
-      </w:r>
-    </w:p>
-    <w:p>
-      <w:r>
-        <w:rPr>
-          <w:rFonts w:ascii="Verdana" w:hAnsi="Verdana"/>
-          <w:i/>
-          <w:sz w:val="14"/>
-        </w:rPr>
-        <w:t>Note 160: Уходящей радиации следует присваивать отрицательные значения.</w:t>
-      </w:r>
-    </w:p>
-    <w:p>
-      <w:r>
-        <w:rPr>
-          <w:rFonts w:ascii="Verdana" w:hAnsi="Verdana"/>
-          <w:i/>
-          <w:sz w:val="14"/>
-        </w:rPr>
-        <w:t>Note 161: Для компонент w, направленных вверх, следует выделять положительные значения с единицами измерения в м·с-1.</w:t>
-      </w:r>
-    </w:p>
-    <w:p>
-      <w:r>
-        <w:rPr>
-          <w:rFonts w:ascii="Verdana" w:hAnsi="Verdana"/>
-          <w:i/>
-          <w:sz w:val="14"/>
-        </w:rPr>
-        <w:t>Note 162: Пригодные диапазоны, использованные выше: 1011–1019 Бк для выбросов; 10-2–107 Бк и 10-2–107 мЗв для концентраций и доз.</w:t>
-      </w:r>
-    </w:p>
-    <w:p>
-      <w:r>
-        <w:rPr>
-          <w:rFonts w:ascii="Verdana" w:hAnsi="Verdana"/>
-          <w:i/>
-          <w:sz w:val="14"/>
-        </w:rPr>
-        <w:t>Note 163: Величины широты и приращений широты ограничены диапазоном от –90 до +90 градусов.</w:t>
-      </w:r>
-    </w:p>
-    <w:p>
-      <w:r>
-        <w:rPr>
-          <w:rFonts w:ascii="Verdana" w:hAnsi="Verdana"/>
-          <w:i/>
-          <w:sz w:val="14"/>
-        </w:rPr>
-        <w:t>Note 164: Величины долготы ограничены диапазоном от –180 до +180 градусов.</w:t>
-      </w:r>
-    </w:p>
-    <w:p>
-      <w:r>
-        <w:rPr>
-          <w:rFonts w:ascii="Verdana" w:hAnsi="Verdana"/>
-          <w:i/>
-          <w:sz w:val="14"/>
-        </w:rPr>
-        <w:t>Note 165: Вертикальные элементы и давление следует использовать для определения значений этих элементов независимо от элемента или переменной, означающей вертикальную координату.</w:t>
-      </w:r>
-    </w:p>
-    <w:p>
-      <w:r>
-        <w:rPr>
-          <w:rFonts w:ascii="Verdana" w:hAnsi="Verdana"/>
-          <w:i/>
-          <w:sz w:val="14"/>
-        </w:rPr>
-        <w:t>Note 166: Западная долгота выражается отрицательными величинами.</w:t>
-      </w:r>
-    </w:p>
-    <w:p>
-      <w:r>
-        <w:rPr>
-          <w:rFonts w:ascii="Verdana" w:hAnsi="Verdana"/>
-          <w:i/>
-          <w:sz w:val="14"/>
-        </w:rPr>
-        <w:t>Note 167: Для компонент u, направленных с запада на восток, следует выделять положительные значения.</w:t>
-      </w:r>
-    </w:p>
-    <w:p>
-      <w:r>
-        <w:rPr>
-          <w:rFonts w:ascii="Verdana" w:hAnsi="Verdana"/>
-          <w:i/>
-          <w:sz w:val="14"/>
-        </w:rPr>
-        <w:t>Note 176: Там, где в колонку «НАЗВАНИЕ ЭЛЕМЕНТА» вводится выражение «на указанной высоте и за указанный период», соответствующее вертикальное местоположение должно быть определено с использованием дескрипторов из класса 07 совместно с соответствующим периодом с использованием дескрипторов из класса 04.</w:t>
-      </w:r>
-    </w:p>
-    <w:p>
-      <w:r>
-        <w:rPr>
-          <w:rFonts w:ascii="Verdana" w:hAnsi="Verdana"/>
-          <w:i/>
-          <w:sz w:val="14"/>
-        </w:rPr>
-        <w:t>Note 178: Там, где величины суммируются или усредняются (например, за временной период), общее число значений, из которых получается сумма или среднее значение, может быть представлено с использованием ссылки 0 08 022.</w:t>
-      </w:r>
-    </w:p>
-    <w:p>
-      <w:r>
-        <w:rPr>
-          <w:rFonts w:ascii="Verdana" w:hAnsi="Verdana"/>
-          <w:i/>
-          <w:sz w:val="14"/>
-        </w:rPr>
-        <w:t>Note 179: Стандарты ветровых данных: Скорость Направление; Наблюдение отсутствует Отсутствует Отсутствует; Штиль 0 0; Обычное наблюдение &gt;0 1°–360°; Только скорость &gt;0 Отсутствует; Только направление Отсутствует 1°–360°; «Слабый и переменный» &gt;0 0</w:t>
-      </w:r>
-    </w:p>
-    <w:p>
-      <w:r>
-        <w:rPr>
-          <w:rFonts w:ascii="Verdana" w:hAnsi="Verdana"/>
-          <w:i/>
-          <w:sz w:val="14"/>
-        </w:rPr>
-        <w:t>Note 180: Стандарты сообщения о ветровых волнах и волнении: Наблюдения Скорость Направление; Нет наблюдений Отсутствует Отсутствует; Штиль 0 0; Обычное наблюдение &gt;0 1–360; Только скорость &gt;0 Отсутствует; Только направление Отсутствует 1–360; «Легкий и переменный» &gt;0 0</w:t>
-      </w:r>
-    </w:p>
     <w:sectPr>
       <w:pgSz w:w="16838" w:h="11906" w:orient="landscape"/>
       <w:pgMar w:top="850" w:right="850" w:bottom="850" w:left="850" w:header="720" w:footer="720" w:gutter="0"/>
